--- a/Schaltpläne/Bewegungssensor/Verifikationskonzept_Fertigungstest.docx
+++ b/Schaltpläne/Bewegungssensor/Verifikationskonzept_Fertigungstest.docx
@@ -35,14 +35,11 @@
         <w:jc w:val="center"/>
       </w:pPr>
       <w:r>
-        <w:rPr>
-          <w:noProof/>
-        </w:rPr>
         <w:drawing>
-          <wp:inline distT="0" distB="0" distL="0" distR="0" wp14:anchorId="08046263" wp14:editId="435A6A84">
-            <wp:extent cx="2647950" cy="3222374"/>
-            <wp:effectExtent l="0" t="0" r="0" b="0"/>
-            <wp:docPr id="1112415134" name="Grafik 2"/>
+          <wp:inline distT="0" distB="0" distL="0" distR="0" wp14:anchorId="47482658" wp14:editId="49CF2B12">
+            <wp:extent cx="2488953" cy="2622430"/>
+            <wp:effectExtent l="0" t="0" r="6985" b="6985"/>
+            <wp:docPr id="925199589" name="Grafik 1"/>
             <wp:cNvGraphicFramePr>
               <a:graphicFrameLocks xmlns:a="http://schemas.openxmlformats.org/drawingml/2006/main" noChangeAspect="1"/>
             </wp:cNvGraphicFramePr>
@@ -50,36 +47,23 @@
               <a:graphicData uri="http://schemas.openxmlformats.org/drawingml/2006/picture">
                 <pic:pic xmlns:pic="http://schemas.openxmlformats.org/drawingml/2006/picture">
                   <pic:nvPicPr>
-                    <pic:cNvPr id="0" name="Picture 6"/>
-                    <pic:cNvPicPr>
-                      <a:picLocks noChangeAspect="1" noChangeArrowheads="1"/>
-                    </pic:cNvPicPr>
+                    <pic:cNvPr id="925199589" name=""/>
+                    <pic:cNvPicPr/>
                   </pic:nvPicPr>
                   <pic:blipFill>
-                    <a:blip r:embed="rId5" cstate="print">
-                      <a:extLst>
-                        <a:ext uri="{28A0092B-C50C-407E-A947-70E740481C1C}">
-                          <a14:useLocalDpi xmlns:a14="http://schemas.microsoft.com/office/drawing/2010/main" val="0"/>
-                        </a:ext>
-                      </a:extLst>
-                    </a:blip>
-                    <a:srcRect/>
+                    <a:blip r:embed="rId7"/>
                     <a:stretch>
                       <a:fillRect/>
                     </a:stretch>
                   </pic:blipFill>
-                  <pic:spPr bwMode="auto">
+                  <pic:spPr>
                     <a:xfrm>
                       <a:off x="0" y="0"/>
-                      <a:ext cx="2654410" cy="3230236"/>
+                      <a:ext cx="2502207" cy="2636395"/>
                     </a:xfrm>
                     <a:prstGeom prst="rect">
                       <a:avLst/>
                     </a:prstGeom>
-                    <a:noFill/>
-                    <a:ln>
-                      <a:noFill/>
-                    </a:ln>
                   </pic:spPr>
                 </pic:pic>
               </a:graphicData>
@@ -122,51 +106,52 @@
           <w:numId w:val="2"/>
         </w:numPr>
       </w:pPr>
-      <w:r>
-        <w:rPr>
-          <w:b/>
-          <w:bCs/>
-        </w:rPr>
-        <w:t>TP_VCC_C2 / TP_GND</w:t>
-      </w:r>
-      <w:r>
-        <w:t>: Entkopplung nach C2 prüfen (Ripple, Stabilität)</w:t>
-      </w:r>
-    </w:p>
-    <w:p>
-      <w:pPr>
+      <w:proofErr w:type="spellStart"/>
+      <w:r>
+        <w:rPr>
+          <w:b/>
+          <w:bCs/>
+        </w:rPr>
+        <w:t>TP_SDA_μC</w:t>
+      </w:r>
+      <w:proofErr w:type="spellEnd"/>
+      <w:r>
+        <w:rPr>
+          <w:b/>
+          <w:bCs/>
+        </w:rPr>
+        <w:t xml:space="preserve"> / </w:t>
+      </w:r>
+      <w:proofErr w:type="spellStart"/>
+      <w:r>
+        <w:rPr>
+          <w:b/>
+          <w:bCs/>
+        </w:rPr>
+        <w:t>TP_SCL_μC</w:t>
+      </w:r>
+      <w:proofErr w:type="spellEnd"/>
+      <w:r>
+        <w:t>: I²C-Bus-Signale direkt am Mikrocontroller messen</w:t>
+      </w:r>
+    </w:p>
+    <w:p>
+      <w:pPr>
+        <w:pStyle w:val="Listenabsatz"/>
         <w:numPr>
           <w:ilvl w:val="0"/>
           <w:numId w:val="2"/>
         </w:numPr>
       </w:pPr>
-      <w:proofErr w:type="spellStart"/>
-      <w:r>
-        <w:rPr>
-          <w:b/>
-          <w:bCs/>
-        </w:rPr>
-        <w:t>TP_SDA_μC</w:t>
-      </w:r>
-      <w:proofErr w:type="spellEnd"/>
-      <w:r>
-        <w:rPr>
-          <w:b/>
-          <w:bCs/>
-        </w:rPr>
-        <w:t xml:space="preserve"> / </w:t>
-      </w:r>
-      <w:proofErr w:type="spellStart"/>
-      <w:r>
-        <w:rPr>
-          <w:b/>
-          <w:bCs/>
-        </w:rPr>
-        <w:t>TP_SCL_μC</w:t>
-      </w:r>
-      <w:proofErr w:type="spellEnd"/>
-      <w:r>
-        <w:t>: I²C-Bus-Signale direkt am Mikrocontroller messen</w:t>
+      <w:r>
+        <w:rPr>
+          <w:b/>
+          <w:bCs/>
+        </w:rPr>
+        <w:t>TP_GND:</w:t>
+      </w:r>
+      <w:r>
+        <w:t xml:space="preserve"> als Referenzpunkt für alle Messungen.</w:t>
       </w:r>
     </w:p>
     <w:p>
@@ -213,7 +198,22 @@
         <w:t>Was testen?</w:t>
       </w:r>
       <w:r>
-        <w:t> VDD = 3.3 V für LSM6DSOX funktioniert</w:t>
+        <w:t> </w:t>
+      </w:r>
+      <w:r>
+        <w:t xml:space="preserve">Die Versorgung </w:t>
+      </w:r>
+      <w:r>
+        <w:t xml:space="preserve">VDD = 3.3 V </w:t>
+      </w:r>
+      <w:r>
+        <w:t>des</w:t>
+      </w:r>
+      <w:r>
+        <w:t xml:space="preserve"> LSM6DSOX funktioniert</w:t>
+      </w:r>
+      <w:r>
+        <w:t xml:space="preserve"> zuverlässig</w:t>
       </w:r>
       <w:r>
         <w:br/>
@@ -262,27 +262,95 @@
         </w:numPr>
       </w:pPr>
       <w:r>
-        <w:t>Lab-Netzteil 3.3 V anschließen</w:t>
-      </w:r>
-    </w:p>
-    <w:p>
-      <w:pPr>
+        <w:t>Lab</w:t>
+      </w:r>
+      <w:r>
+        <w:t>orn</w:t>
+      </w:r>
+      <w:r>
+        <w:t xml:space="preserve">etzteil </w:t>
+      </w:r>
+      <w:r>
+        <w:t xml:space="preserve">vor </w:t>
+      </w:r>
+      <w:r>
+        <w:t xml:space="preserve">dem </w:t>
+      </w:r>
+      <w:r>
+        <w:t>DC/DC Wandler</w:t>
+      </w:r>
+      <w:r>
+        <w:t xml:space="preserve"> anschließen</w:t>
+      </w:r>
+      <w:r>
+        <w:t xml:space="preserve"> </w:t>
+      </w:r>
+      <w:r>
+        <w:t xml:space="preserve">und den Sensor mit der vorgesehenen Systemversorgung betreiben </w:t>
+      </w:r>
+      <w:r>
+        <w:t>(3.3V nominal)</w:t>
+      </w:r>
+    </w:p>
+    <w:p>
+      <w:pPr>
+        <w:pStyle w:val="Listenabsatz"/>
         <w:numPr>
           <w:ilvl w:val="0"/>
           <w:numId w:val="3"/>
         </w:numPr>
       </w:pPr>
       <w:r>
-        <w:t>DC-Spannung messen + Ripple mit Oszilloskop</w:t>
-      </w:r>
-    </w:p>
-    <w:p>
-      <w:pPr>
-        <w:rPr>
-          <w:b/>
-          <w:bCs/>
-        </w:rPr>
-      </w:pPr>
+        <w:t>Zusätzlich Grenzwerte 3.0 V und 4.2 V (Akku-Bereich) prüfen</w:t>
+      </w:r>
+    </w:p>
+    <w:p>
+      <w:pPr>
+        <w:numPr>
+          <w:ilvl w:val="0"/>
+          <w:numId w:val="3"/>
+        </w:numPr>
+      </w:pPr>
+      <w:r>
+        <w:t>Multimeter wieder abschließen bevor man Oszilloskop anschließt</w:t>
+      </w:r>
+    </w:p>
+    <w:p>
+      <w:pPr>
+        <w:numPr>
+          <w:ilvl w:val="0"/>
+          <w:numId w:val="3"/>
+        </w:numPr>
+      </w:pPr>
+      <w:r>
+        <w:t>DC-Spannung messen</w:t>
+      </w:r>
+    </w:p>
+    <w:p>
+      <w:pPr>
+        <w:pStyle w:val="Listenabsatz"/>
+        <w:numPr>
+          <w:ilvl w:val="0"/>
+          <w:numId w:val="3"/>
+        </w:numPr>
+      </w:pPr>
+      <w:r>
+        <w:t xml:space="preserve">Mit </w:t>
+      </w:r>
+      <w:r>
+        <w:t xml:space="preserve">Oszilloskop </w:t>
+      </w:r>
+      <w:r>
+        <w:t>direkt an der Versorgung den</w:t>
+      </w:r>
+      <w:r>
+        <w:t xml:space="preserve"> Ripple </w:t>
+      </w:r>
+      <w:r>
+        <w:t>messen, dabei den Masseanschluss möglichst kurz halten</w:t>
+      </w:r>
+    </w:p>
+    <w:p>
       <w:r>
         <w:rPr>
           <w:b/>
@@ -291,34 +359,86 @@
         <w:t>Erwartung:</w:t>
       </w:r>
       <w:r>
-        <w:t> 3.25–3.35 V, Ripple &lt; 50 mV</w:t>
-      </w:r>
-      <w:r>
-        <w:br/>
-      </w:r>
-      <w:r>
-        <w:rPr>
-          <w:b/>
-          <w:bCs/>
-        </w:rPr>
-        <w:t>→ TP_3.3V kontrolliert korrekte Sensor-Versorgung</w:t>
-      </w:r>
-    </w:p>
-    <w:p/>
-    <w:p/>
-    <w:p>
-      <w:pPr>
-        <w:rPr>
-          <w:b/>
-          <w:bCs/>
-        </w:rPr>
-      </w:pPr>
-      <w:r>
-        <w:rPr>
-          <w:b/>
-          <w:bCs/>
-        </w:rPr>
+        <w:t> </w:t>
+      </w:r>
+    </w:p>
+    <w:p>
+      <w:pPr>
+        <w:pStyle w:val="Listenabsatz"/>
+        <w:numPr>
+          <w:ilvl w:val="0"/>
+          <w:numId w:val="7"/>
+        </w:numPr>
+      </w:pPr>
+      <w:r>
         <w:lastRenderedPageBreak/>
+        <w:t>3.25–3.35 V</w:t>
+      </w:r>
+      <w:r>
+        <w:t xml:space="preserve"> Versorgung</w:t>
+      </w:r>
+    </w:p>
+    <w:p>
+      <w:pPr>
+        <w:pStyle w:val="Listenabsatz"/>
+        <w:numPr>
+          <w:ilvl w:val="0"/>
+          <w:numId w:val="7"/>
+        </w:numPr>
+      </w:pPr>
+      <w:r>
+        <w:t>Weiterhin funktionsfähige</w:t>
+      </w:r>
+      <w:r>
+        <w:t xml:space="preserve"> Versorgung zw. 3.0 V und 4.2 V</w:t>
+      </w:r>
+    </w:p>
+    <w:p>
+      <w:pPr>
+        <w:pStyle w:val="Listenabsatz"/>
+        <w:numPr>
+          <w:ilvl w:val="0"/>
+          <w:numId w:val="7"/>
+        </w:numPr>
+      </w:pPr>
+      <w:r>
+        <w:t xml:space="preserve">Kleiner </w:t>
+      </w:r>
+      <w:r>
+        <w:t>Ripple &lt; 50 mV</w:t>
+      </w:r>
+    </w:p>
+    <w:p>
+      <w:pPr>
+        <w:ind w:left="360"/>
+      </w:pPr>
+      <w:r>
+        <w:rPr>
+          <w:b/>
+          <w:bCs/>
+        </w:rPr>
+        <w:t>→ TP_3.3V kontrolliert korrekte Sensor-Versorgun</w:t>
+      </w:r>
+      <w:r>
+        <w:rPr>
+          <w:b/>
+          <w:bCs/>
+        </w:rPr>
+        <w:t>g</w:t>
+      </w:r>
+    </w:p>
+    <w:p>
+      <w:pPr>
+        <w:rPr>
+          <w:b/>
+          <w:bCs/>
+        </w:rPr>
+      </w:pPr>
+      <w:r>
+        <w:rPr>
+          <w:b/>
+          <w:bCs/>
+        </w:rPr>
         <w:t>Test 2: I²C-Kommunikation</w:t>
       </w:r>
     </w:p>
@@ -331,7 +451,13 @@
         <w:t>Was testen?</w:t>
       </w:r>
       <w:r>
-        <w:t> Sensor antwortet auf Mikrocontroller</w:t>
+        <w:t xml:space="preserve"> Sensor </w:t>
+      </w:r>
+      <w:r>
+        <w:t>kommuniziert korrekt mit dem</w:t>
+      </w:r>
+      <w:r>
+        <w:t xml:space="preserve"> Mikrocontroller</w:t>
       </w:r>
       <w:r>
         <w:br/>
@@ -371,7 +497,21 @@
           <w:b/>
           <w:bCs/>
         </w:rPr>
-        <w:t>TP_SDA_μC</w:t>
+        <w:t>TP_SDA_</w:t>
+      </w:r>
+      <w:r>
+        <w:rPr>
+          <w:b/>
+          <w:bCs/>
+        </w:rPr>
+        <w:t>μ</w:t>
+      </w:r>
+      <w:r>
+        <w:rPr>
+          <w:b/>
+          <w:bCs/>
+        </w:rPr>
+        <w:t>C</w:t>
       </w:r>
       <w:proofErr w:type="spellEnd"/>
       <w:r>
@@ -383,9 +523,33 @@
           <w:b/>
           <w:bCs/>
         </w:rPr>
-        <w:t>TP_SCL_μC</w:t>
+        <w:t>TP_SCL_</w:t>
+      </w:r>
+      <w:r>
+        <w:rPr>
+          <w:b/>
+          <w:bCs/>
+        </w:rPr>
+        <w:t>μ</w:t>
+      </w:r>
+      <w:r>
+        <w:rPr>
+          <w:b/>
+          <w:bCs/>
+        </w:rPr>
+        <w:t>C</w:t>
       </w:r>
       <w:proofErr w:type="spellEnd"/>
+      <w:r>
+        <w:rPr>
+          <w:b/>
+          <w:bCs/>
+        </w:rPr>
+        <w:t xml:space="preserve"> </w:t>
+      </w:r>
+      <w:r>
+        <w:t>anschließen</w:t>
+      </w:r>
     </w:p>
     <w:p>
       <w:pPr>
@@ -395,7 +559,62 @@
         </w:numPr>
       </w:pPr>
       <w:r>
-        <w:t>Sketch starten → Serial Monitor prüfen</w:t>
+        <w:t xml:space="preserve">Schritt 1: </w:t>
+      </w:r>
+      <w:r>
+        <w:t xml:space="preserve">Sketch starten → Serial Monitor </w:t>
+      </w:r>
+      <w:r>
+        <w:t xml:space="preserve">auf Arduino </w:t>
+      </w:r>
+      <w:r>
+        <w:t>prüfen</w:t>
+      </w:r>
+    </w:p>
+    <w:p>
+      <w:pPr>
+        <w:numPr>
+          <w:ilvl w:val="0"/>
+          <w:numId w:val="4"/>
+        </w:numPr>
+      </w:pPr>
+      <w:r>
+        <w:t xml:space="preserve">Schritt 2: </w:t>
+      </w:r>
+      <w:proofErr w:type="spellStart"/>
+      <w:r>
+        <w:t>Who</w:t>
+      </w:r>
+      <w:r>
+        <w:t>_</w:t>
+      </w:r>
+      <w:r>
+        <w:t>Am</w:t>
+      </w:r>
+      <w:r>
+        <w:t>_</w:t>
+      </w:r>
+      <w:r>
+        <w:t>I</w:t>
+      </w:r>
+      <w:proofErr w:type="spellEnd"/>
+      <w:r>
+        <w:t>-Register (0x0F)</w:t>
+      </w:r>
+      <w:r>
+        <w:t xml:space="preserve"> des Sensors über I</w:t>
+      </w:r>
+      <w:r>
+        <w:rPr>
+          <w:vertAlign w:val="superscript"/>
+        </w:rPr>
+        <w:t>2</w:t>
+      </w:r>
+      <w:r>
+        <w:t>C aus</w:t>
+      </w:r>
+      <w:r>
+        <w:t>lesen</w:t>
       </w:r>
     </w:p>
     <w:p>
@@ -406,12 +625,108 @@
         </w:rPr>
         <w:t>Erwartung:</w:t>
       </w:r>
-      <w:r>
-        <w:t> Adresse 0x6A/0x6B gefunden, SCL 100-400 kHz</w:t>
-      </w:r>
-      <w:r>
-        <w:br/>
-      </w:r>
+    </w:p>
+    <w:p>
+      <w:pPr>
+        <w:pStyle w:val="Listenabsatz"/>
+        <w:numPr>
+          <w:ilvl w:val="0"/>
+          <w:numId w:val="8"/>
+        </w:numPr>
+      </w:pPr>
+      <w:r>
+        <w:t>Der Sensor antwortet auf einer der beiden möglichen I</w:t>
+      </w:r>
+      <w:r>
+        <w:rPr>
+          <w:vertAlign w:val="superscript"/>
+        </w:rPr>
+        <w:t>2</w:t>
+      </w:r>
+      <w:r>
+        <w:t>C-</w:t>
+      </w:r>
+      <w:r>
+        <w:t>Adresse</w:t>
+      </w:r>
+      <w:r>
+        <w:t>n:</w:t>
+      </w:r>
+      <w:r>
+        <w:t xml:space="preserve"> 0x6A</w:t>
+      </w:r>
+      <w:r>
+        <w:t xml:space="preserve"> </w:t>
+      </w:r>
+      <w:r>
+        <w:t xml:space="preserve">(SA0-Pin </w:t>
+      </w:r>
+      <w:proofErr w:type="spellStart"/>
+      <w:r>
+        <w:t>low</w:t>
+      </w:r>
+      <w:proofErr w:type="spellEnd"/>
+      <w:r>
+        <w:t xml:space="preserve">) </w:t>
+      </w:r>
+      <w:r>
+        <w:t xml:space="preserve">oder </w:t>
+      </w:r>
+      <w:r>
+        <w:t xml:space="preserve">0x6B </w:t>
+      </w:r>
+      <w:r>
+        <w:t>(SA0-Pin high)</w:t>
+      </w:r>
+    </w:p>
+    <w:p>
+      <w:pPr>
+        <w:pStyle w:val="Listenabsatz"/>
+        <w:numPr>
+          <w:ilvl w:val="0"/>
+          <w:numId w:val="8"/>
+        </w:numPr>
+      </w:pPr>
+      <w:r>
+        <w:t>Bei</w:t>
+      </w:r>
+      <w:r>
+        <w:t xml:space="preserve">m Lesen des </w:t>
+      </w:r>
+      <w:proofErr w:type="spellStart"/>
+      <w:r>
+        <w:t>WhoAmI</w:t>
+      </w:r>
+      <w:proofErr w:type="spellEnd"/>
+      <w:r>
+        <w:t>-Registers muss der Wert 0x6C zurückkommen</w:t>
+      </w:r>
+    </w:p>
+    <w:p>
+      <w:pPr>
+        <w:pStyle w:val="Listenabsatz"/>
+        <w:numPr>
+          <w:ilvl w:val="1"/>
+          <w:numId w:val="8"/>
+        </w:numPr>
+      </w:pPr>
+      <w:r>
+        <w:t>0x6C = PASS</w:t>
+      </w:r>
+    </w:p>
+    <w:p>
+      <w:pPr>
+        <w:pStyle w:val="Listenabsatz"/>
+        <w:numPr>
+          <w:ilvl w:val="1"/>
+          <w:numId w:val="8"/>
+        </w:numPr>
+      </w:pPr>
+      <w:r>
+        <w:t>Jeder andere Wert = FAIL</w:t>
+      </w:r>
+    </w:p>
+    <w:p>
       <w:r>
         <w:rPr>
           <w:b/>
@@ -449,8 +764,16 @@
           <w:b/>
           <w:bCs/>
         </w:rPr>
-        <w:t xml:space="preserve"> zeigen saubere Bus-Signale</w:t>
-      </w:r>
+        <w:t xml:space="preserve"> zeigen Bus-Signale</w:t>
+      </w:r>
+    </w:p>
+    <w:p>
+      <w:pPr>
+        <w:rPr>
+          <w:b/>
+          <w:bCs/>
+        </w:rPr>
+      </w:pPr>
     </w:p>
     <w:p>
       <w:pPr>
@@ -476,7 +799,31 @@
         <w:t>Was testen?</w:t>
       </w:r>
       <w:r>
-        <w:t> Beschleunigung/Gyroskop plausibel</w:t>
+        <w:t> Beschleunigung</w:t>
+      </w:r>
+      <w:r>
+        <w:t>/</w:t>
+      </w:r>
+      <w:r>
+        <w:t xml:space="preserve">Gyroskop </w:t>
+      </w:r>
+      <w:r>
+        <w:t xml:space="preserve">des Sensors sind </w:t>
+      </w:r>
+      <w:r>
+        <w:t>plausibel</w:t>
+      </w:r>
+      <w:r>
+        <w:t xml:space="preserve"> und werden korrekt über I</w:t>
+      </w:r>
+      <w:r>
+        <w:rPr>
+          <w:vertAlign w:val="superscript"/>
+        </w:rPr>
+        <w:t>2</w:t>
+      </w:r>
+      <w:r>
+        <w:t>C gelesen</w:t>
       </w:r>
       <w:r>
         <w:br/>
@@ -495,24 +842,31 @@
           <w:ilvl w:val="0"/>
           <w:numId w:val="5"/>
         </w:numPr>
-        <w:rPr>
-          <w:lang w:val="en-GB"/>
-        </w:rPr>
-      </w:pPr>
-      <w:r>
-        <w:rPr>
-          <w:lang w:val="en-GB"/>
-        </w:rPr>
-        <w:t xml:space="preserve">Test-Sketch: Reg 0x28-0x2D (Accel), 0x22-0x27 (Gyro) </w:t>
-      </w:r>
-      <w:proofErr w:type="spellStart"/>
-      <w:r>
-        <w:rPr>
-          <w:lang w:val="en-GB"/>
-        </w:rPr>
+      </w:pPr>
+      <w:r>
+        <w:t>Test-Sketch</w:t>
+      </w:r>
+      <w:r>
+        <w:t xml:space="preserve"> auf Ar</w:t>
+      </w:r>
+      <w:r>
+        <w:t>duino starten und</w:t>
+      </w:r>
+      <w:r>
+        <w:t xml:space="preserve"> </w:t>
+      </w:r>
+      <w:r>
+        <w:t>Register für Beschleunigung und Gyroskop</w:t>
+      </w:r>
+      <w:r>
+        <w:t xml:space="preserve"> </w:t>
+      </w:r>
+      <w:r>
+        <w:t>aus</w:t>
+      </w:r>
+      <w:r>
         <w:t>lesen</w:t>
       </w:r>
-      <w:proofErr w:type="spellEnd"/>
     </w:p>
     <w:p>
       <w:pPr>
@@ -522,7 +876,22 @@
         </w:numPr>
       </w:pPr>
       <w:r>
-        <w:t>10 Sekunden ruhend loggen, dann schütteln</w:t>
+        <w:t>Für den Beschleunigungssen</w:t>
+      </w:r>
+      <w:r>
+        <w:t xml:space="preserve">sor die Daten aus den </w:t>
+      </w:r>
+      <w:r>
+        <w:t>Reg</w:t>
+      </w:r>
+      <w:r>
+        <w:t>istern</w:t>
+      </w:r>
+      <w:r>
+        <w:t xml:space="preserve"> 0x28-0x2D</w:t>
+      </w:r>
+      <w:r>
+        <w:t xml:space="preserve"> lesen</w:t>
       </w:r>
     </w:p>
     <w:p>
@@ -533,16 +902,79 @@
         </w:numPr>
       </w:pPr>
       <w:r>
-        <w:t>Serial Monitor: Werte prüfen</w:t>
-      </w:r>
-    </w:p>
-    <w:p>
-      <w:pPr>
-        <w:rPr>
-          <w:b/>
-          <w:bCs/>
-        </w:rPr>
-      </w:pPr>
+        <w:t xml:space="preserve">Für das Gyroskop die Daten aus den Registern </w:t>
+      </w:r>
+      <w:r>
+        <w:t xml:space="preserve">0x22-0x27 </w:t>
+      </w:r>
+      <w:r>
+        <w:t>lesen</w:t>
+      </w:r>
+    </w:p>
+    <w:p>
+      <w:pPr>
+        <w:numPr>
+          <w:ilvl w:val="0"/>
+          <w:numId w:val="5"/>
+        </w:numPr>
+      </w:pPr>
+      <w:r>
+        <w:t xml:space="preserve">Sensor </w:t>
+      </w:r>
+      <w:r>
+        <w:t>10 Sekunden ruhend loggen</w:t>
+      </w:r>
+    </w:p>
+    <w:p>
+      <w:pPr>
+        <w:numPr>
+          <w:ilvl w:val="0"/>
+          <w:numId w:val="5"/>
+        </w:numPr>
+      </w:pPr>
+      <w:r>
+        <w:t xml:space="preserve">Sensor mit einer </w:t>
+      </w:r>
+      <w:r>
+        <w:t xml:space="preserve">Rotary Stage </w:t>
+      </w:r>
+      <w:r>
+        <w:t xml:space="preserve">oder manuellen, definierten Drehung in </w:t>
+      </w:r>
+      <w:r>
+        <w:t xml:space="preserve">mehreren </w:t>
+      </w:r>
+      <w:r>
+        <w:t>bekannten/definierten Positionen bewegen</w:t>
+      </w:r>
+      <w:r>
+        <w:t xml:space="preserve"> </w:t>
+      </w:r>
+      <w:r>
+        <w:t>und m</w:t>
+      </w:r>
+      <w:r>
+        <w:t>essen</w:t>
+      </w:r>
+    </w:p>
+    <w:p>
+      <w:pPr>
+        <w:numPr>
+          <w:ilvl w:val="0"/>
+          <w:numId w:val="5"/>
+        </w:numPr>
+      </w:pPr>
+      <w:r>
+        <w:t xml:space="preserve">Bei Arduino im </w:t>
+      </w:r>
+      <w:r>
+        <w:t xml:space="preserve">Serial Monitor Werte </w:t>
+      </w:r>
+      <w:r>
+        <w:t>auslesen und mit erwarteten Bereichen vergleichen</w:t>
+      </w:r>
+    </w:p>
+    <w:p>
       <w:r>
         <w:rPr>
           <w:b/>
@@ -551,17 +983,172 @@
         <w:t>Erwartung:</w:t>
       </w:r>
       <w:r>
-        <w:t> Ruhend ~1 g (Z-Achse), Bewegung ±2 g / ±500 °/s</w:t>
-      </w:r>
-      <w:r>
-        <w:br/>
-      </w:r>
-      <w:r>
-        <w:rPr>
-          <w:b/>
-          <w:bCs/>
-        </w:rPr>
-        <w:t>→ Bestätigt: Sensor liefert Daten über I²C</w:t>
+        <w:t> </w:t>
+      </w:r>
+    </w:p>
+    <w:p>
+      <w:pPr>
+        <w:pStyle w:val="Listenabsatz"/>
+        <w:numPr>
+          <w:ilvl w:val="0"/>
+          <w:numId w:val="6"/>
+        </w:numPr>
+        <w:rPr>
+          <w:b/>
+          <w:bCs/>
+        </w:rPr>
+      </w:pPr>
+      <w:r>
+        <w:lastRenderedPageBreak/>
+        <w:t xml:space="preserve">In </w:t>
+      </w:r>
+      <w:r>
+        <w:t>Ruhe</w:t>
+      </w:r>
+      <w:r>
+        <w:t>zustand</w:t>
+      </w:r>
+      <w:r>
+        <w:t xml:space="preserve"> </w:t>
+      </w:r>
+      <w:r>
+        <w:t xml:space="preserve">Beschleunigung </w:t>
+      </w:r>
+      <w:r>
+        <w:t xml:space="preserve">~1 g </w:t>
+      </w:r>
+      <w:r>
+        <w:t xml:space="preserve">auf </w:t>
+      </w:r>
+      <w:r>
+        <w:t>Z-Achse</w:t>
+      </w:r>
+      <w:r>
+        <w:t xml:space="preserve"> und </w:t>
+      </w:r>
+      <w:r>
+        <w:t>~</w:t>
+      </w:r>
+      <w:r>
+        <w:t>0</w:t>
+      </w:r>
+      <w:r>
+        <w:t xml:space="preserve"> g</w:t>
+      </w:r>
+      <w:r>
+        <w:t xml:space="preserve"> auf X und Y</w:t>
+      </w:r>
+    </w:p>
+    <w:p>
+      <w:pPr>
+        <w:pStyle w:val="Listenabsatz"/>
+        <w:numPr>
+          <w:ilvl w:val="0"/>
+          <w:numId w:val="6"/>
+        </w:numPr>
+        <w:rPr>
+          <w:b/>
+          <w:bCs/>
+        </w:rPr>
+      </w:pPr>
+      <w:r>
+        <w:t xml:space="preserve">Bei </w:t>
+      </w:r>
+      <w:r>
+        <w:t xml:space="preserve">Rotation </w:t>
+      </w:r>
+      <w:r>
+        <w:t xml:space="preserve">ändern sich </w:t>
+      </w:r>
+      <w:r>
+        <w:t>Gyro</w:t>
+      </w:r>
+      <w:r>
+        <w:t>werte entsprechend Bewegung</w:t>
+      </w:r>
+    </w:p>
+    <w:p>
+      <w:pPr>
+        <w:pStyle w:val="Listenabsatz"/>
+        <w:numPr>
+          <w:ilvl w:val="0"/>
+          <w:numId w:val="6"/>
+        </w:numPr>
+        <w:rPr>
+          <w:b/>
+          <w:bCs/>
+        </w:rPr>
+      </w:pPr>
+      <w:r>
+        <w:t xml:space="preserve">Gewählte Messbereich von Gyroskop muss zur Testbewegung passen - </w:t>
+      </w:r>
+      <w:r>
+        <w:t xml:space="preserve"> ±250 </w:t>
+      </w:r>
+      <w:proofErr w:type="spellStart"/>
+      <w:r>
+        <w:t>dps</w:t>
+      </w:r>
+      <w:proofErr w:type="spellEnd"/>
+      <w:r>
+        <w:t xml:space="preserve"> (FS=±250) oder ±2000 </w:t>
+      </w:r>
+      <w:proofErr w:type="spellStart"/>
+      <w:r>
+        <w:t>dps</w:t>
+      </w:r>
+      <w:proofErr w:type="spellEnd"/>
+      <w:r>
+        <w:t xml:space="preserve"> (FS=±2000)</w:t>
+      </w:r>
+      <w:r>
+        <w:t xml:space="preserve"> </w:t>
+      </w:r>
+    </w:p>
+    <w:p>
+      <w:pPr>
+        <w:pStyle w:val="Listenabsatz"/>
+        <w:numPr>
+          <w:ilvl w:val="0"/>
+          <w:numId w:val="6"/>
+        </w:numPr>
+        <w:rPr>
+          <w:b/>
+          <w:bCs/>
+        </w:rPr>
+      </w:pPr>
+      <w:r>
+        <w:t>Werte dürfen nicht unerwartet springen oder ausfallen</w:t>
+      </w:r>
+    </w:p>
+    <w:p>
+      <w:pPr>
+        <w:ind w:left="360"/>
+        <w:rPr>
+          <w:b/>
+          <w:bCs/>
+        </w:rPr>
+      </w:pPr>
+      <w:r>
+        <w:rPr>
+          <w:b/>
+          <w:bCs/>
+        </w:rPr>
+        <w:t xml:space="preserve">→ Bestätigt: Sensor liefert </w:t>
+      </w:r>
+      <w:r>
+        <w:rPr>
+          <w:b/>
+          <w:bCs/>
+        </w:rPr>
+        <w:t>plausible Messd</w:t>
+      </w:r>
+      <w:r>
+        <w:rPr>
+          <w:b/>
+          <w:bCs/>
+        </w:rPr>
+        <w:t>aten über I²C</w:t>
       </w:r>
     </w:p>
     <w:p/>
@@ -602,11 +1189,11 @@
         <w:tblLook w:val="04A0" w:firstRow="1" w:lastRow="0" w:firstColumn="1" w:lastColumn="0" w:noHBand="0" w:noVBand="1"/>
       </w:tblPr>
       <w:tblGrid>
-        <w:gridCol w:w="978"/>
-        <w:gridCol w:w="1556"/>
-        <w:gridCol w:w="2989"/>
-        <w:gridCol w:w="2872"/>
-        <w:gridCol w:w="667"/>
+        <w:gridCol w:w="923"/>
+        <w:gridCol w:w="2721"/>
+        <w:gridCol w:w="2821"/>
+        <w:gridCol w:w="1967"/>
+        <w:gridCol w:w="630"/>
       </w:tblGrid>
       <w:tr>
         <w:tc>
@@ -773,7 +1360,7 @@
               <w:spacing w:after="160" w:line="278" w:lineRule="auto"/>
             </w:pPr>
             <w:r>
-              <w:t>3.3 V ±5%, &lt;1 mA</w:t>
+              <w:t>3.3 V ±5%</w:t>
             </w:r>
           </w:p>
         </w:tc>
@@ -931,6 +1518,27 @@
             <w:r>
               <w:t>Register 0x0F = 0x6C</w:t>
             </w:r>
+            <w:r>
+              <w:t xml:space="preserve"> = PASS</w:t>
+            </w:r>
+          </w:p>
+          <w:p>
+            <w:pPr>
+              <w:spacing w:after="160" w:line="278" w:lineRule="auto"/>
+            </w:pPr>
+            <w:r>
+              <w:t xml:space="preserve">Register </w:t>
+            </w:r>
+            <w:r>
+              <w:rPr>
+                <w:b/>
+                <w:bCs/>
+              </w:rPr>
+              <w:t>≠</w:t>
+            </w:r>
+            <w:r>
+              <w:t> 0x6C = FAIL</w:t>
+            </w:r>
           </w:p>
         </w:tc>
         <w:tc>
@@ -973,7 +1581,13 @@
               <w:spacing w:after="160" w:line="278" w:lineRule="auto"/>
             </w:pPr>
             <w:r>
-              <w:t>Accel-Check</w:t>
+              <w:t>IMU Self</w:t>
+            </w:r>
+            <w:r>
+              <w:t>-</w:t>
+            </w:r>
+            <w:r>
+              <w:t>Test</w:t>
             </w:r>
           </w:p>
         </w:tc>
@@ -1002,6 +1616,56 @@
             </w:pPr>
             <w:r>
               <w:t>X/Y/Z ~ ±0.05 g (ruhend)</w:t>
+            </w:r>
+          </w:p>
+          <w:p>
+            <w:pPr>
+              <w:spacing w:after="160" w:line="278" w:lineRule="auto"/>
+            </w:pPr>
+            <w:r>
+              <w:t xml:space="preserve">FS = ±250 </w:t>
+            </w:r>
+            <w:proofErr w:type="spellStart"/>
+            <w:r>
+              <w:t>dps</w:t>
+            </w:r>
+            <w:proofErr w:type="spellEnd"/>
+            <w:r>
+              <w:t xml:space="preserve">: </w:t>
+            </w:r>
+            <w:r>
+              <w:t>20-80</w:t>
+            </w:r>
+          </w:p>
+          <w:p>
+            <w:pPr>
+              <w:spacing w:after="160" w:line="278" w:lineRule="auto"/>
+            </w:pPr>
+            <w:r>
+              <w:t>FS = ±2</w:t>
+            </w:r>
+            <w:r>
+              <w:t>0</w:t>
+            </w:r>
+            <w:r>
+              <w:t>0</w:t>
+            </w:r>
+            <w:r>
+              <w:t>0</w:t>
+            </w:r>
+            <w:r>
+              <w:t xml:space="preserve"> </w:t>
+            </w:r>
+            <w:proofErr w:type="spellStart"/>
+            <w:r>
+              <w:t>dps</w:t>
+            </w:r>
+            <w:proofErr w:type="spellEnd"/>
+            <w:r>
+              <w:t xml:space="preserve">: </w:t>
+            </w:r>
+            <w:r>
+              <w:t>150-700</w:t>
             </w:r>
           </w:p>
         </w:tc>
@@ -1045,7 +1709,10 @@
               <w:spacing w:after="160" w:line="278" w:lineRule="auto"/>
             </w:pPr>
             <w:r>
-              <w:t>Sticker</w:t>
+              <w:t>Kennzeichnung des Prüfergebnisses</w:t>
+            </w:r>
+            <w:r>
+              <w:t xml:space="preserve"> (Sticker)</w:t>
             </w:r>
           </w:p>
         </w:tc>
@@ -1080,7 +1747,13 @@
               <w:t>PASS</w:t>
             </w:r>
             <w:r>
-              <w:t xml:space="preserve"> oder </w:t>
+              <w:t xml:space="preserve"> </w:t>
+            </w:r>
+            <w:r>
+              <w:t>oder</w:t>
+            </w:r>
+            <w:r>
+              <w:t xml:space="preserve"> </w:t>
             </w:r>
             <w:r>
               <w:rPr>
@@ -1125,16 +1798,16 @@
       </w:r>
       <w:proofErr w:type="spellEnd"/>
       <w:r>
-        <w:t xml:space="preserve"> mit Federkontakten auf TPs + Arduino-</w:t>
-      </w:r>
-      <w:proofErr w:type="spellStart"/>
-      <w:r>
-        <w:t>Script</w:t>
-      </w:r>
-      <w:proofErr w:type="spellEnd"/>
-    </w:p>
-    <w:p/>
+        <w:t xml:space="preserve"> mit Federkontakten auf den TPs, Arduino-Skript, Labornetzteil und ggf. ein Multimeter für die Spannungsprüfung</w:t>
+      </w:r>
+    </w:p>
     <w:sectPr>
+      <w:headerReference w:type="even" r:id="rId8"/>
+      <w:headerReference w:type="default" r:id="rId9"/>
+      <w:footerReference w:type="even" r:id="rId10"/>
+      <w:footerReference w:type="default" r:id="rId11"/>
+      <w:headerReference w:type="first" r:id="rId12"/>
+      <w:footerReference w:type="first" r:id="rId13"/>
       <w:pgSz w:w="11906" w:h="16838"/>
       <w:pgMar w:top="1417" w:right="1417" w:bottom="1134" w:left="1417" w:header="708" w:footer="708" w:gutter="0"/>
       <w:cols w:space="708"/>
@@ -1144,9 +1817,232 @@
 </w:document>
 </file>
 
+<file path=word/endnotes.xml><?xml version="1.0" encoding="utf-8"?>
+<w:endnotes xmlns:wpc="http://schemas.microsoft.com/office/word/2010/wordprocessingCanvas" xmlns:cx="http://schemas.microsoft.com/office/drawing/2014/chartex" xmlns:cx1="http://schemas.microsoft.com/office/drawing/2015/9/8/chartex" xmlns:cx2="http://schemas.microsoft.com/office/drawing/2015/10/21/chartex" xmlns:cx3="http://schemas.microsoft.com/office/drawing/2016/5/9/chartex" xmlns:cx4="http://schemas.microsoft.com/office/drawing/2016/5/10/chartex" xmlns:cx5="http://schemas.microsoft.com/office/drawing/2016/5/11/chartex" xmlns:cx6="http://schemas.microsoft.com/office/drawing/2016/5/12/chartex" xmlns:cx7="http://schemas.microsoft.com/office/drawing/2016/5/13/chartex" xmlns:cx8="http://schemas.microsoft.com/office/drawing/2016/5/14/chartex" xmlns:mc="http://schemas.openxmlformats.org/markup-compatibility/2006" xmlns:aink="http://schemas.microsoft.com/office/drawing/2016/ink" xmlns:am3d="http://schemas.microsoft.com/office/drawing/2017/model3d" xmlns:o="urn:schemas-microsoft-com:office:office" xmlns:oel="http://schemas.microsoft.com/office/2019/extlst" xmlns:r="http://schemas.openxmlformats.org/officeDocument/2006/relationships" xmlns:m="http://schemas.openxmlformats.org/officeDocument/2006/math" xmlns:v="urn:schemas-microsoft-com:vml" xmlns:wp14="http://schemas.microsoft.com/office/word/2010/wordprocessingDrawing" xmlns:wp="http://schemas.openxmlformats.org/drawingml/2006/wordprocessingDrawing" xmlns:w10="urn:schemas-microsoft-com:office:word" xmlns:w="http://schemas.openxmlformats.org/wordprocessingml/2006/main" xmlns:w14="http://schemas.microsoft.com/office/word/2010/wordml" xmlns:w15="http://schemas.microsoft.com/office/word/2012/wordml" xmlns:w16cex="http://schemas.microsoft.com/office/word/2018/wordml/cex" xmlns:w16cid="http://schemas.microsoft.com/office/word/2016/wordml/cid" xmlns:w16="http://schemas.microsoft.com/office/word/2018/wordml" xmlns:w16du="http://schemas.microsoft.com/office/word/2023/wordml/word16du" xmlns:w16sdtdh="http://schemas.microsoft.com/office/word/2020/wordml/sdtdatahash" xmlns:w16sdtfl="http://schemas.microsoft.com/office/word/2024/wordml/sdtformatlock" xmlns:w16se="http://schemas.microsoft.com/office/word/2015/wordml/symex" xmlns:wpg="http://schemas.microsoft.com/office/word/2010/wordprocessingGroup" xmlns:wpi="http://schemas.microsoft.com/office/word/2010/wordprocessingInk" xmlns:wne="http://schemas.microsoft.com/office/word/2006/wordml" xmlns:wps="http://schemas.microsoft.com/office/word/2010/wordprocessingShape" mc:Ignorable="w14 w15 w16se w16cid w16 w16cex w16sdtdh w16sdtfl w16du wp14">
+  <w:endnote w:type="separator" w:id="-1">
+    <w:p>
+      <w:pPr>
+        <w:spacing w:after="0" w:line="240" w:lineRule="auto"/>
+      </w:pPr>
+      <w:r>
+        <w:separator/>
+      </w:r>
+    </w:p>
+  </w:endnote>
+  <w:endnote w:type="continuationSeparator" w:id="0">
+    <w:p>
+      <w:pPr>
+        <w:spacing w:after="0" w:line="240" w:lineRule="auto"/>
+      </w:pPr>
+      <w:r>
+        <w:continuationSeparator/>
+      </w:r>
+    </w:p>
+  </w:endnote>
+</w:endnotes>
+</file>
+
+<file path=word/footer1.xml><?xml version="1.0" encoding="utf-8"?>
+<w:ftr xmlns:wpc="http://schemas.microsoft.com/office/word/2010/wordprocessingCanvas" xmlns:cx="http://schemas.microsoft.com/office/drawing/2014/chartex" xmlns:cx1="http://schemas.microsoft.com/office/drawing/2015/9/8/chartex" xmlns:cx2="http://schemas.microsoft.com/office/drawing/2015/10/21/chartex" xmlns:cx3="http://schemas.microsoft.com/office/drawing/2016/5/9/chartex" xmlns:cx4="http://schemas.microsoft.com/office/drawing/2016/5/10/chartex" xmlns:cx5="http://schemas.microsoft.com/office/drawing/2016/5/11/chartex" xmlns:cx6="http://schemas.microsoft.com/office/drawing/2016/5/12/chartex" xmlns:cx7="http://schemas.microsoft.com/office/drawing/2016/5/13/chartex" xmlns:cx8="http://schemas.microsoft.com/office/drawing/2016/5/14/chartex" xmlns:mc="http://schemas.openxmlformats.org/markup-compatibility/2006" xmlns:aink="http://schemas.microsoft.com/office/drawing/2016/ink" xmlns:am3d="http://schemas.microsoft.com/office/drawing/2017/model3d" xmlns:o="urn:schemas-microsoft-com:office:office" xmlns:oel="http://schemas.microsoft.com/office/2019/extlst" xmlns:r="http://schemas.openxmlformats.org/officeDocument/2006/relationships" xmlns:m="http://schemas.openxmlformats.org/officeDocument/2006/math" xmlns:v="urn:schemas-microsoft-com:vml" xmlns:wp14="http://schemas.microsoft.com/office/word/2010/wordprocessingDrawing" xmlns:wp="http://schemas.openxmlformats.org/drawingml/2006/wordprocessingDrawing" xmlns:w10="urn:schemas-microsoft-com:office:word" xmlns:w="http://schemas.openxmlformats.org/wordprocessingml/2006/main" xmlns:w14="http://schemas.microsoft.com/office/word/2010/wordml" xmlns:w15="http://schemas.microsoft.com/office/word/2012/wordml" xmlns:w16cex="http://schemas.microsoft.com/office/word/2018/wordml/cex" xmlns:w16cid="http://schemas.microsoft.com/office/word/2016/wordml/cid" xmlns:w16="http://schemas.microsoft.com/office/word/2018/wordml" xmlns:w16du="http://schemas.microsoft.com/office/word/2023/wordml/word16du" xmlns:w16sdtdh="http://schemas.microsoft.com/office/word/2020/wordml/sdtdatahash" xmlns:w16sdtfl="http://schemas.microsoft.com/office/word/2024/wordml/sdtformatlock" xmlns:w16se="http://schemas.microsoft.com/office/word/2015/wordml/symex" xmlns:wpg="http://schemas.microsoft.com/office/word/2010/wordprocessingGroup" xmlns:wpi="http://schemas.microsoft.com/office/word/2010/wordprocessingInk" xmlns:wne="http://schemas.microsoft.com/office/word/2006/wordml" xmlns:wps="http://schemas.microsoft.com/office/word/2010/wordprocessingShape" mc:Ignorable="w14 w15 w16se w16cid w16 w16cex w16sdtdh w16sdtfl w16du wp14">
+  <w:p>
+    <w:pPr>
+      <w:pStyle w:val="Fuzeile"/>
+    </w:pPr>
+  </w:p>
+</w:ftr>
+</file>
+
+<file path=word/footer2.xml><?xml version="1.0" encoding="utf-8"?>
+<w:ftr xmlns:wpc="http://schemas.microsoft.com/office/word/2010/wordprocessingCanvas" xmlns:cx="http://schemas.microsoft.com/office/drawing/2014/chartex" xmlns:cx1="http://schemas.microsoft.com/office/drawing/2015/9/8/chartex" xmlns:cx2="http://schemas.microsoft.com/office/drawing/2015/10/21/chartex" xmlns:cx3="http://schemas.microsoft.com/office/drawing/2016/5/9/chartex" xmlns:cx4="http://schemas.microsoft.com/office/drawing/2016/5/10/chartex" xmlns:cx5="http://schemas.microsoft.com/office/drawing/2016/5/11/chartex" xmlns:cx6="http://schemas.microsoft.com/office/drawing/2016/5/12/chartex" xmlns:cx7="http://schemas.microsoft.com/office/drawing/2016/5/13/chartex" xmlns:cx8="http://schemas.microsoft.com/office/drawing/2016/5/14/chartex" xmlns:mc="http://schemas.openxmlformats.org/markup-compatibility/2006" xmlns:aink="http://schemas.microsoft.com/office/drawing/2016/ink" xmlns:am3d="http://schemas.microsoft.com/office/drawing/2017/model3d" xmlns:o="urn:schemas-microsoft-com:office:office" xmlns:oel="http://schemas.microsoft.com/office/2019/extlst" xmlns:r="http://schemas.openxmlformats.org/officeDocument/2006/relationships" xmlns:m="http://schemas.openxmlformats.org/officeDocument/2006/math" xmlns:v="urn:schemas-microsoft-com:vml" xmlns:wp14="http://schemas.microsoft.com/office/word/2010/wordprocessingDrawing" xmlns:wp="http://schemas.openxmlformats.org/drawingml/2006/wordprocessingDrawing" xmlns:w10="urn:schemas-microsoft-com:office:word" xmlns:w="http://schemas.openxmlformats.org/wordprocessingml/2006/main" xmlns:w14="http://schemas.microsoft.com/office/word/2010/wordml" xmlns:w15="http://schemas.microsoft.com/office/word/2012/wordml" xmlns:w16cex="http://schemas.microsoft.com/office/word/2018/wordml/cex" xmlns:w16cid="http://schemas.microsoft.com/office/word/2016/wordml/cid" xmlns:w16="http://schemas.microsoft.com/office/word/2018/wordml" xmlns:w16du="http://schemas.microsoft.com/office/word/2023/wordml/word16du" xmlns:w16sdtdh="http://schemas.microsoft.com/office/word/2020/wordml/sdtdatahash" xmlns:w16sdtfl="http://schemas.microsoft.com/office/word/2024/wordml/sdtformatlock" xmlns:w16se="http://schemas.microsoft.com/office/word/2015/wordml/symex" xmlns:wpg="http://schemas.microsoft.com/office/word/2010/wordprocessingGroup" xmlns:wpi="http://schemas.microsoft.com/office/word/2010/wordprocessingInk" xmlns:wne="http://schemas.microsoft.com/office/word/2006/wordml" xmlns:wps="http://schemas.microsoft.com/office/word/2010/wordprocessingShape" mc:Ignorable="w14 w15 w16se w16cid w16 w16cex w16sdtdh w16sdtfl w16du wp14">
+  <w:p>
+    <w:pPr>
+      <w:pStyle w:val="Fuzeile"/>
+    </w:pPr>
+  </w:p>
+</w:ftr>
+</file>
+
+<file path=word/footer3.xml><?xml version="1.0" encoding="utf-8"?>
+<w:ftr xmlns:wpc="http://schemas.microsoft.com/office/word/2010/wordprocessingCanvas" xmlns:cx="http://schemas.microsoft.com/office/drawing/2014/chartex" xmlns:cx1="http://schemas.microsoft.com/office/drawing/2015/9/8/chartex" xmlns:cx2="http://schemas.microsoft.com/office/drawing/2015/10/21/chartex" xmlns:cx3="http://schemas.microsoft.com/office/drawing/2016/5/9/chartex" xmlns:cx4="http://schemas.microsoft.com/office/drawing/2016/5/10/chartex" xmlns:cx5="http://schemas.microsoft.com/office/drawing/2016/5/11/chartex" xmlns:cx6="http://schemas.microsoft.com/office/drawing/2016/5/12/chartex" xmlns:cx7="http://schemas.microsoft.com/office/drawing/2016/5/13/chartex" xmlns:cx8="http://schemas.microsoft.com/office/drawing/2016/5/14/chartex" xmlns:mc="http://schemas.openxmlformats.org/markup-compatibility/2006" xmlns:aink="http://schemas.microsoft.com/office/drawing/2016/ink" xmlns:am3d="http://schemas.microsoft.com/office/drawing/2017/model3d" xmlns:o="urn:schemas-microsoft-com:office:office" xmlns:oel="http://schemas.microsoft.com/office/2019/extlst" xmlns:r="http://schemas.openxmlformats.org/officeDocument/2006/relationships" xmlns:m="http://schemas.openxmlformats.org/officeDocument/2006/math" xmlns:v="urn:schemas-microsoft-com:vml" xmlns:wp14="http://schemas.microsoft.com/office/word/2010/wordprocessingDrawing" xmlns:wp="http://schemas.openxmlformats.org/drawingml/2006/wordprocessingDrawing" xmlns:w10="urn:schemas-microsoft-com:office:word" xmlns:w="http://schemas.openxmlformats.org/wordprocessingml/2006/main" xmlns:w14="http://schemas.microsoft.com/office/word/2010/wordml" xmlns:w15="http://schemas.microsoft.com/office/word/2012/wordml" xmlns:w16cex="http://schemas.microsoft.com/office/word/2018/wordml/cex" xmlns:w16cid="http://schemas.microsoft.com/office/word/2016/wordml/cid" xmlns:w16="http://schemas.microsoft.com/office/word/2018/wordml" xmlns:w16du="http://schemas.microsoft.com/office/word/2023/wordml/word16du" xmlns:w16sdtdh="http://schemas.microsoft.com/office/word/2020/wordml/sdtdatahash" xmlns:w16sdtfl="http://schemas.microsoft.com/office/word/2024/wordml/sdtformatlock" xmlns:w16se="http://schemas.microsoft.com/office/word/2015/wordml/symex" xmlns:wpg="http://schemas.microsoft.com/office/word/2010/wordprocessingGroup" xmlns:wpi="http://schemas.microsoft.com/office/word/2010/wordprocessingInk" xmlns:wne="http://schemas.microsoft.com/office/word/2006/wordml" xmlns:wps="http://schemas.microsoft.com/office/word/2010/wordprocessingShape" mc:Ignorable="w14 w15 w16se w16cid w16 w16cex w16sdtdh w16sdtfl w16du wp14">
+  <w:p>
+    <w:pPr>
+      <w:pStyle w:val="Fuzeile"/>
+    </w:pPr>
+  </w:p>
+</w:ftr>
+</file>
+
+<file path=word/footnotes.xml><?xml version="1.0" encoding="utf-8"?>
+<w:footnotes xmlns:wpc="http://schemas.microsoft.com/office/word/2010/wordprocessingCanvas" xmlns:cx="http://schemas.microsoft.com/office/drawing/2014/chartex" xmlns:cx1="http://schemas.microsoft.com/office/drawing/2015/9/8/chartex" xmlns:cx2="http://schemas.microsoft.com/office/drawing/2015/10/21/chartex" xmlns:cx3="http://schemas.microsoft.com/office/drawing/2016/5/9/chartex" xmlns:cx4="http://schemas.microsoft.com/office/drawing/2016/5/10/chartex" xmlns:cx5="http://schemas.microsoft.com/office/drawing/2016/5/11/chartex" xmlns:cx6="http://schemas.microsoft.com/office/drawing/2016/5/12/chartex" xmlns:cx7="http://schemas.microsoft.com/office/drawing/2016/5/13/chartex" xmlns:cx8="http://schemas.microsoft.com/office/drawing/2016/5/14/chartex" xmlns:mc="http://schemas.openxmlformats.org/markup-compatibility/2006" xmlns:aink="http://schemas.microsoft.com/office/drawing/2016/ink" xmlns:am3d="http://schemas.microsoft.com/office/drawing/2017/model3d" xmlns:o="urn:schemas-microsoft-com:office:office" xmlns:oel="http://schemas.microsoft.com/office/2019/extlst" xmlns:r="http://schemas.openxmlformats.org/officeDocument/2006/relationships" xmlns:m="http://schemas.openxmlformats.org/officeDocument/2006/math" xmlns:v="urn:schemas-microsoft-com:vml" xmlns:wp14="http://schemas.microsoft.com/office/word/2010/wordprocessingDrawing" xmlns:wp="http://schemas.openxmlformats.org/drawingml/2006/wordprocessingDrawing" xmlns:w10="urn:schemas-microsoft-com:office:word" xmlns:w="http://schemas.openxmlformats.org/wordprocessingml/2006/main" xmlns:w14="http://schemas.microsoft.com/office/word/2010/wordml" xmlns:w15="http://schemas.microsoft.com/office/word/2012/wordml" xmlns:w16cex="http://schemas.microsoft.com/office/word/2018/wordml/cex" xmlns:w16cid="http://schemas.microsoft.com/office/word/2016/wordml/cid" xmlns:w16="http://schemas.microsoft.com/office/word/2018/wordml" xmlns:w16du="http://schemas.microsoft.com/office/word/2023/wordml/word16du" xmlns:w16sdtdh="http://schemas.microsoft.com/office/word/2020/wordml/sdtdatahash" xmlns:w16sdtfl="http://schemas.microsoft.com/office/word/2024/wordml/sdtformatlock" xmlns:w16se="http://schemas.microsoft.com/office/word/2015/wordml/symex" xmlns:wpg="http://schemas.microsoft.com/office/word/2010/wordprocessingGroup" xmlns:wpi="http://schemas.microsoft.com/office/word/2010/wordprocessingInk" xmlns:wne="http://schemas.microsoft.com/office/word/2006/wordml" xmlns:wps="http://schemas.microsoft.com/office/word/2010/wordprocessingShape" mc:Ignorable="w14 w15 w16se w16cid w16 w16cex w16sdtdh w16sdtfl w16du wp14">
+  <w:footnote w:type="separator" w:id="-1">
+    <w:p>
+      <w:pPr>
+        <w:spacing w:after="0" w:line="240" w:lineRule="auto"/>
+      </w:pPr>
+      <w:r>
+        <w:separator/>
+      </w:r>
+    </w:p>
+  </w:footnote>
+  <w:footnote w:type="continuationSeparator" w:id="0">
+    <w:p>
+      <w:pPr>
+        <w:spacing w:after="0" w:line="240" w:lineRule="auto"/>
+      </w:pPr>
+      <w:r>
+        <w:continuationSeparator/>
+      </w:r>
+    </w:p>
+  </w:footnote>
+</w:footnotes>
+</file>
+
+<file path=word/header1.xml><?xml version="1.0" encoding="utf-8"?>
+<w:hdr xmlns:wpc="http://schemas.microsoft.com/office/word/2010/wordprocessingCanvas" xmlns:cx="http://schemas.microsoft.com/office/drawing/2014/chartex" xmlns:cx1="http://schemas.microsoft.com/office/drawing/2015/9/8/chartex" xmlns:cx2="http://schemas.microsoft.com/office/drawing/2015/10/21/chartex" xmlns:cx3="http://schemas.microsoft.com/office/drawing/2016/5/9/chartex" xmlns:cx4="http://schemas.microsoft.com/office/drawing/2016/5/10/chartex" xmlns:cx5="http://schemas.microsoft.com/office/drawing/2016/5/11/chartex" xmlns:cx6="http://schemas.microsoft.com/office/drawing/2016/5/12/chartex" xmlns:cx7="http://schemas.microsoft.com/office/drawing/2016/5/13/chartex" xmlns:cx8="http://schemas.microsoft.com/office/drawing/2016/5/14/chartex" xmlns:mc="http://schemas.openxmlformats.org/markup-compatibility/2006" xmlns:aink="http://schemas.microsoft.com/office/drawing/2016/ink" xmlns:am3d="http://schemas.microsoft.com/office/drawing/2017/model3d" xmlns:o="urn:schemas-microsoft-com:office:office" xmlns:oel="http://schemas.microsoft.com/office/2019/extlst" xmlns:r="http://schemas.openxmlformats.org/officeDocument/2006/relationships" xmlns:m="http://schemas.openxmlformats.org/officeDocument/2006/math" xmlns:v="urn:schemas-microsoft-com:vml" xmlns:wp14="http://schemas.microsoft.com/office/word/2010/wordprocessingDrawing" xmlns:wp="http://schemas.openxmlformats.org/drawingml/2006/wordprocessingDrawing" xmlns:w10="urn:schemas-microsoft-com:office:word" xmlns:w="http://schemas.openxmlformats.org/wordprocessingml/2006/main" xmlns:w14="http://schemas.microsoft.com/office/word/2010/wordml" xmlns:w15="http://schemas.microsoft.com/office/word/2012/wordml" xmlns:w16cex="http://schemas.microsoft.com/office/word/2018/wordml/cex" xmlns:w16cid="http://schemas.microsoft.com/office/word/2016/wordml/cid" xmlns:w16="http://schemas.microsoft.com/office/word/2018/wordml" xmlns:w16du="http://schemas.microsoft.com/office/word/2023/wordml/word16du" xmlns:w16sdtdh="http://schemas.microsoft.com/office/word/2020/wordml/sdtdatahash" xmlns:w16sdtfl="http://schemas.microsoft.com/office/word/2024/wordml/sdtformatlock" xmlns:w16se="http://schemas.microsoft.com/office/word/2015/wordml/symex" xmlns:wpg="http://schemas.microsoft.com/office/word/2010/wordprocessingGroup" xmlns:wpi="http://schemas.microsoft.com/office/word/2010/wordprocessingInk" xmlns:wne="http://schemas.microsoft.com/office/word/2006/wordml" xmlns:wps="http://schemas.microsoft.com/office/word/2010/wordprocessingShape" mc:Ignorable="w14 w15 w16se w16cid w16 w16cex w16sdtdh w16sdtfl w16du wp14">
+  <w:p>
+    <w:pPr>
+      <w:pStyle w:val="Kopfzeile"/>
+    </w:pPr>
+  </w:p>
+</w:hdr>
+</file>
+
+<file path=word/header2.xml><?xml version="1.0" encoding="utf-8"?>
+<w:hdr xmlns:wpc="http://schemas.microsoft.com/office/word/2010/wordprocessingCanvas" xmlns:cx="http://schemas.microsoft.com/office/drawing/2014/chartex" xmlns:cx1="http://schemas.microsoft.com/office/drawing/2015/9/8/chartex" xmlns:cx2="http://schemas.microsoft.com/office/drawing/2015/10/21/chartex" xmlns:cx3="http://schemas.microsoft.com/office/drawing/2016/5/9/chartex" xmlns:cx4="http://schemas.microsoft.com/office/drawing/2016/5/10/chartex" xmlns:cx5="http://schemas.microsoft.com/office/drawing/2016/5/11/chartex" xmlns:cx6="http://schemas.microsoft.com/office/drawing/2016/5/12/chartex" xmlns:cx7="http://schemas.microsoft.com/office/drawing/2016/5/13/chartex" xmlns:cx8="http://schemas.microsoft.com/office/drawing/2016/5/14/chartex" xmlns:mc="http://schemas.openxmlformats.org/markup-compatibility/2006" xmlns:aink="http://schemas.microsoft.com/office/drawing/2016/ink" xmlns:am3d="http://schemas.microsoft.com/office/drawing/2017/model3d" xmlns:o="urn:schemas-microsoft-com:office:office" xmlns:oel="http://schemas.microsoft.com/office/2019/extlst" xmlns:r="http://schemas.openxmlformats.org/officeDocument/2006/relationships" xmlns:m="http://schemas.openxmlformats.org/officeDocument/2006/math" xmlns:v="urn:schemas-microsoft-com:vml" xmlns:wp14="http://schemas.microsoft.com/office/word/2010/wordprocessingDrawing" xmlns:wp="http://schemas.openxmlformats.org/drawingml/2006/wordprocessingDrawing" xmlns:w10="urn:schemas-microsoft-com:office:word" xmlns:w="http://schemas.openxmlformats.org/wordprocessingml/2006/main" xmlns:w14="http://schemas.microsoft.com/office/word/2010/wordml" xmlns:w15="http://schemas.microsoft.com/office/word/2012/wordml" xmlns:w16cex="http://schemas.microsoft.com/office/word/2018/wordml/cex" xmlns:w16cid="http://schemas.microsoft.com/office/word/2016/wordml/cid" xmlns:w16="http://schemas.microsoft.com/office/word/2018/wordml" xmlns:w16du="http://schemas.microsoft.com/office/word/2023/wordml/word16du" xmlns:w16sdtdh="http://schemas.microsoft.com/office/word/2020/wordml/sdtdatahash" xmlns:w16sdtfl="http://schemas.microsoft.com/office/word/2024/wordml/sdtformatlock" xmlns:w16se="http://schemas.microsoft.com/office/word/2015/wordml/symex" xmlns:wpg="http://schemas.microsoft.com/office/word/2010/wordprocessingGroup" xmlns:wpi="http://schemas.microsoft.com/office/word/2010/wordprocessingInk" xmlns:wne="http://schemas.microsoft.com/office/word/2006/wordml" xmlns:wps="http://schemas.microsoft.com/office/word/2010/wordprocessingShape" mc:Ignorable="w14 w15 w16se w16cid w16 w16cex w16sdtdh w16sdtfl w16du wp14">
+  <w:p>
+    <w:pPr>
+      <w:pStyle w:val="Kopfzeile"/>
+    </w:pPr>
+  </w:p>
+</w:hdr>
+</file>
+
+<file path=word/header3.xml><?xml version="1.0" encoding="utf-8"?>
+<w:hdr xmlns:wpc="http://schemas.microsoft.com/office/word/2010/wordprocessingCanvas" xmlns:cx="http://schemas.microsoft.com/office/drawing/2014/chartex" xmlns:cx1="http://schemas.microsoft.com/office/drawing/2015/9/8/chartex" xmlns:cx2="http://schemas.microsoft.com/office/drawing/2015/10/21/chartex" xmlns:cx3="http://schemas.microsoft.com/office/drawing/2016/5/9/chartex" xmlns:cx4="http://schemas.microsoft.com/office/drawing/2016/5/10/chartex" xmlns:cx5="http://schemas.microsoft.com/office/drawing/2016/5/11/chartex" xmlns:cx6="http://schemas.microsoft.com/office/drawing/2016/5/12/chartex" xmlns:cx7="http://schemas.microsoft.com/office/drawing/2016/5/13/chartex" xmlns:cx8="http://schemas.microsoft.com/office/drawing/2016/5/14/chartex" xmlns:mc="http://schemas.openxmlformats.org/markup-compatibility/2006" xmlns:aink="http://schemas.microsoft.com/office/drawing/2016/ink" xmlns:am3d="http://schemas.microsoft.com/office/drawing/2017/model3d" xmlns:o="urn:schemas-microsoft-com:office:office" xmlns:oel="http://schemas.microsoft.com/office/2019/extlst" xmlns:r="http://schemas.openxmlformats.org/officeDocument/2006/relationships" xmlns:m="http://schemas.openxmlformats.org/officeDocument/2006/math" xmlns:v="urn:schemas-microsoft-com:vml" xmlns:wp14="http://schemas.microsoft.com/office/word/2010/wordprocessingDrawing" xmlns:wp="http://schemas.openxmlformats.org/drawingml/2006/wordprocessingDrawing" xmlns:w10="urn:schemas-microsoft-com:office:word" xmlns:w="http://schemas.openxmlformats.org/wordprocessingml/2006/main" xmlns:w14="http://schemas.microsoft.com/office/word/2010/wordml" xmlns:w15="http://schemas.microsoft.com/office/word/2012/wordml" xmlns:w16cex="http://schemas.microsoft.com/office/word/2018/wordml/cex" xmlns:w16cid="http://schemas.microsoft.com/office/word/2016/wordml/cid" xmlns:w16="http://schemas.microsoft.com/office/word/2018/wordml" xmlns:w16du="http://schemas.microsoft.com/office/word/2023/wordml/word16du" xmlns:w16sdtdh="http://schemas.microsoft.com/office/word/2020/wordml/sdtdatahash" xmlns:w16sdtfl="http://schemas.microsoft.com/office/word/2024/wordml/sdtformatlock" xmlns:w16se="http://schemas.microsoft.com/office/word/2015/wordml/symex" xmlns:wpg="http://schemas.microsoft.com/office/word/2010/wordprocessingGroup" xmlns:wpi="http://schemas.microsoft.com/office/word/2010/wordprocessingInk" xmlns:wne="http://schemas.microsoft.com/office/word/2006/wordml" xmlns:wps="http://schemas.microsoft.com/office/word/2010/wordprocessingShape" mc:Ignorable="w14 w15 w16se w16cid w16 w16cex w16sdtdh w16sdtfl w16du wp14">
+  <w:p>
+    <w:pPr>
+      <w:pStyle w:val="Kopfzeile"/>
+    </w:pPr>
+  </w:p>
+</w:hdr>
+</file>
+
 <file path=word/numbering.xml><?xml version="1.0" encoding="utf-8"?>
 <w:numbering xmlns:wpc="http://schemas.microsoft.com/office/word/2010/wordprocessingCanvas" xmlns:cx="http://schemas.microsoft.com/office/drawing/2014/chartex" xmlns:cx1="http://schemas.microsoft.com/office/drawing/2015/9/8/chartex" xmlns:cx2="http://schemas.microsoft.com/office/drawing/2015/10/21/chartex" xmlns:cx3="http://schemas.microsoft.com/office/drawing/2016/5/9/chartex" xmlns:cx4="http://schemas.microsoft.com/office/drawing/2016/5/10/chartex" xmlns:cx5="http://schemas.microsoft.com/office/drawing/2016/5/11/chartex" xmlns:cx6="http://schemas.microsoft.com/office/drawing/2016/5/12/chartex" xmlns:cx7="http://schemas.microsoft.com/office/drawing/2016/5/13/chartex" xmlns:cx8="http://schemas.microsoft.com/office/drawing/2016/5/14/chartex" xmlns:mc="http://schemas.openxmlformats.org/markup-compatibility/2006" xmlns:aink="http://schemas.microsoft.com/office/drawing/2016/ink" xmlns:am3d="http://schemas.microsoft.com/office/drawing/2017/model3d" xmlns:o="urn:schemas-microsoft-com:office:office" xmlns:oel="http://schemas.microsoft.com/office/2019/extlst" xmlns:r="http://schemas.openxmlformats.org/officeDocument/2006/relationships" xmlns:m="http://schemas.openxmlformats.org/officeDocument/2006/math" xmlns:v="urn:schemas-microsoft-com:vml" xmlns:wp14="http://schemas.microsoft.com/office/word/2010/wordprocessingDrawing" xmlns:wp="http://schemas.openxmlformats.org/drawingml/2006/wordprocessingDrawing" xmlns:w10="urn:schemas-microsoft-com:office:word" xmlns:w="http://schemas.openxmlformats.org/wordprocessingml/2006/main" xmlns:w14="http://schemas.microsoft.com/office/word/2010/wordml" xmlns:w15="http://schemas.microsoft.com/office/word/2012/wordml" xmlns:w16cex="http://schemas.microsoft.com/office/word/2018/wordml/cex" xmlns:w16cid="http://schemas.microsoft.com/office/word/2016/wordml/cid" xmlns:w16="http://schemas.microsoft.com/office/word/2018/wordml" xmlns:w16du="http://schemas.microsoft.com/office/word/2023/wordml/word16du" xmlns:w16sdtdh="http://schemas.microsoft.com/office/word/2020/wordml/sdtdatahash" xmlns:w16sdtfl="http://schemas.microsoft.com/office/word/2024/wordml/sdtformatlock" xmlns:w16se="http://schemas.microsoft.com/office/word/2015/wordml/symex" xmlns:wpg="http://schemas.microsoft.com/office/word/2010/wordprocessingGroup" xmlns:wpi="http://schemas.microsoft.com/office/word/2010/wordprocessingInk" xmlns:wne="http://schemas.microsoft.com/office/word/2006/wordml" xmlns:wps="http://schemas.microsoft.com/office/word/2010/wordprocessingShape" mc:Ignorable="w14 w15 w16se w16cid w16 w16cex w16sdtdh w16sdtfl w16du wp14">
   <w:abstractNum w:abstractNumId="0" w15:restartNumberingAfterBreak="0">
+    <w:nsid w:val="09C46372"/>
+    <w:multiLevelType w:val="hybridMultilevel"/>
+    <w:tmpl w:val="9C8A04DE"/>
+    <w:lvl w:ilvl="0" w:tplc="0C070001">
+      <w:start w:val="1"/>
+      <w:numFmt w:val="bullet"/>
+      <w:lvlText w:val=""/>
+      <w:lvlJc w:val="left"/>
+      <w:pPr>
+        <w:ind w:left="720" w:hanging="360"/>
+      </w:pPr>
+      <w:rPr>
+        <w:rFonts w:ascii="Symbol" w:hAnsi="Symbol" w:hint="default"/>
+      </w:rPr>
+    </w:lvl>
+    <w:lvl w:ilvl="1" w:tplc="0C070003" w:tentative="1">
+      <w:start w:val="1"/>
+      <w:numFmt w:val="bullet"/>
+      <w:lvlText w:val="o"/>
+      <w:lvlJc w:val="left"/>
+      <w:pPr>
+        <w:ind w:left="1440" w:hanging="360"/>
+      </w:pPr>
+      <w:rPr>
+        <w:rFonts w:ascii="Courier New" w:hAnsi="Courier New" w:cs="Courier New" w:hint="default"/>
+      </w:rPr>
+    </w:lvl>
+    <w:lvl w:ilvl="2" w:tplc="0C070005" w:tentative="1">
+      <w:start w:val="1"/>
+      <w:numFmt w:val="bullet"/>
+      <w:lvlText w:val=""/>
+      <w:lvlJc w:val="left"/>
+      <w:pPr>
+        <w:ind w:left="2160" w:hanging="360"/>
+      </w:pPr>
+      <w:rPr>
+        <w:rFonts w:ascii="Wingdings" w:hAnsi="Wingdings" w:hint="default"/>
+      </w:rPr>
+    </w:lvl>
+    <w:lvl w:ilvl="3" w:tplc="0C070001" w:tentative="1">
+      <w:start w:val="1"/>
+      <w:numFmt w:val="bullet"/>
+      <w:lvlText w:val=""/>
+      <w:lvlJc w:val="left"/>
+      <w:pPr>
+        <w:ind w:left="2880" w:hanging="360"/>
+      </w:pPr>
+      <w:rPr>
+        <w:rFonts w:ascii="Symbol" w:hAnsi="Symbol" w:hint="default"/>
+      </w:rPr>
+    </w:lvl>
+    <w:lvl w:ilvl="4" w:tplc="0C070003" w:tentative="1">
+      <w:start w:val="1"/>
+      <w:numFmt w:val="bullet"/>
+      <w:lvlText w:val="o"/>
+      <w:lvlJc w:val="left"/>
+      <w:pPr>
+        <w:ind w:left="3600" w:hanging="360"/>
+      </w:pPr>
+      <w:rPr>
+        <w:rFonts w:ascii="Courier New" w:hAnsi="Courier New" w:cs="Courier New" w:hint="default"/>
+      </w:rPr>
+    </w:lvl>
+    <w:lvl w:ilvl="5" w:tplc="0C070005" w:tentative="1">
+      <w:start w:val="1"/>
+      <w:numFmt w:val="bullet"/>
+      <w:lvlText w:val=""/>
+      <w:lvlJc w:val="left"/>
+      <w:pPr>
+        <w:ind w:left="4320" w:hanging="360"/>
+      </w:pPr>
+      <w:rPr>
+        <w:rFonts w:ascii="Wingdings" w:hAnsi="Wingdings" w:hint="default"/>
+      </w:rPr>
+    </w:lvl>
+    <w:lvl w:ilvl="6" w:tplc="0C070001" w:tentative="1">
+      <w:start w:val="1"/>
+      <w:numFmt w:val="bullet"/>
+      <w:lvlText w:val=""/>
+      <w:lvlJc w:val="left"/>
+      <w:pPr>
+        <w:ind w:left="5040" w:hanging="360"/>
+      </w:pPr>
+      <w:rPr>
+        <w:rFonts w:ascii="Symbol" w:hAnsi="Symbol" w:hint="default"/>
+      </w:rPr>
+    </w:lvl>
+    <w:lvl w:ilvl="7" w:tplc="0C070003" w:tentative="1">
+      <w:start w:val="1"/>
+      <w:numFmt w:val="bullet"/>
+      <w:lvlText w:val="o"/>
+      <w:lvlJc w:val="left"/>
+      <w:pPr>
+        <w:ind w:left="5760" w:hanging="360"/>
+      </w:pPr>
+      <w:rPr>
+        <w:rFonts w:ascii="Courier New" w:hAnsi="Courier New" w:cs="Courier New" w:hint="default"/>
+      </w:rPr>
+    </w:lvl>
+    <w:lvl w:ilvl="8" w:tplc="0C070005" w:tentative="1">
+      <w:start w:val="1"/>
+      <w:numFmt w:val="bullet"/>
+      <w:lvlText w:val=""/>
+      <w:lvlJc w:val="left"/>
+      <w:pPr>
+        <w:ind w:left="6480" w:hanging="360"/>
+      </w:pPr>
+      <w:rPr>
+        <w:rFonts w:ascii="Wingdings" w:hAnsi="Wingdings" w:hint="default"/>
+      </w:rPr>
+    </w:lvl>
+  </w:abstractNum>
+  <w:abstractNum w:abstractNumId="1" w15:restartNumberingAfterBreak="0">
     <w:nsid w:val="09F76D2C"/>
     <w:multiLevelType w:val="multilevel"/>
     <w:tmpl w:val="DD769826"/>
@@ -1295,7 +2191,7 @@
       </w:rPr>
     </w:lvl>
   </w:abstractNum>
-  <w:abstractNum w:abstractNumId="1" w15:restartNumberingAfterBreak="0">
+  <w:abstractNum w:abstractNumId="2" w15:restartNumberingAfterBreak="0">
     <w:nsid w:val="110F1640"/>
     <w:multiLevelType w:val="multilevel"/>
     <w:tmpl w:val="95125274"/>
@@ -1444,7 +2340,120 @@
       </w:rPr>
     </w:lvl>
   </w:abstractNum>
-  <w:abstractNum w:abstractNumId="2" w15:restartNumberingAfterBreak="0">
+  <w:abstractNum w:abstractNumId="3" w15:restartNumberingAfterBreak="0">
+    <w:nsid w:val="204771C6"/>
+    <w:multiLevelType w:val="hybridMultilevel"/>
+    <w:tmpl w:val="1DC0C170"/>
+    <w:lvl w:ilvl="0" w:tplc="0C070001">
+      <w:start w:val="1"/>
+      <w:numFmt w:val="bullet"/>
+      <w:lvlText w:val=""/>
+      <w:lvlJc w:val="left"/>
+      <w:pPr>
+        <w:ind w:left="720" w:hanging="360"/>
+      </w:pPr>
+      <w:rPr>
+        <w:rFonts w:ascii="Symbol" w:hAnsi="Symbol" w:hint="default"/>
+      </w:rPr>
+    </w:lvl>
+    <w:lvl w:ilvl="1" w:tplc="0C070003">
+      <w:start w:val="1"/>
+      <w:numFmt w:val="bullet"/>
+      <w:lvlText w:val="o"/>
+      <w:lvlJc w:val="left"/>
+      <w:pPr>
+        <w:ind w:left="1440" w:hanging="360"/>
+      </w:pPr>
+      <w:rPr>
+        <w:rFonts w:ascii="Courier New" w:hAnsi="Courier New" w:cs="Courier New" w:hint="default"/>
+      </w:rPr>
+    </w:lvl>
+    <w:lvl w:ilvl="2" w:tplc="0C070005" w:tentative="1">
+      <w:start w:val="1"/>
+      <w:numFmt w:val="bullet"/>
+      <w:lvlText w:val=""/>
+      <w:lvlJc w:val="left"/>
+      <w:pPr>
+        <w:ind w:left="2160" w:hanging="360"/>
+      </w:pPr>
+      <w:rPr>
+        <w:rFonts w:ascii="Wingdings" w:hAnsi="Wingdings" w:hint="default"/>
+      </w:rPr>
+    </w:lvl>
+    <w:lvl w:ilvl="3" w:tplc="0C070001" w:tentative="1">
+      <w:start w:val="1"/>
+      <w:numFmt w:val="bullet"/>
+      <w:lvlText w:val=""/>
+      <w:lvlJc w:val="left"/>
+      <w:pPr>
+        <w:ind w:left="2880" w:hanging="360"/>
+      </w:pPr>
+      <w:rPr>
+        <w:rFonts w:ascii="Symbol" w:hAnsi="Symbol" w:hint="default"/>
+      </w:rPr>
+    </w:lvl>
+    <w:lvl w:ilvl="4" w:tplc="0C070003" w:tentative="1">
+      <w:start w:val="1"/>
+      <w:numFmt w:val="bullet"/>
+      <w:lvlText w:val="o"/>
+      <w:lvlJc w:val="left"/>
+      <w:pPr>
+        <w:ind w:left="3600" w:hanging="360"/>
+      </w:pPr>
+      <w:rPr>
+        <w:rFonts w:ascii="Courier New" w:hAnsi="Courier New" w:cs="Courier New" w:hint="default"/>
+      </w:rPr>
+    </w:lvl>
+    <w:lvl w:ilvl="5" w:tplc="0C070005" w:tentative="1">
+      <w:start w:val="1"/>
+      <w:numFmt w:val="bullet"/>
+      <w:lvlText w:val=""/>
+      <w:lvlJc w:val="left"/>
+      <w:pPr>
+        <w:ind w:left="4320" w:hanging="360"/>
+      </w:pPr>
+      <w:rPr>
+        <w:rFonts w:ascii="Wingdings" w:hAnsi="Wingdings" w:hint="default"/>
+      </w:rPr>
+    </w:lvl>
+    <w:lvl w:ilvl="6" w:tplc="0C070001" w:tentative="1">
+      <w:start w:val="1"/>
+      <w:numFmt w:val="bullet"/>
+      <w:lvlText w:val=""/>
+      <w:lvlJc w:val="left"/>
+      <w:pPr>
+        <w:ind w:left="5040" w:hanging="360"/>
+      </w:pPr>
+      <w:rPr>
+        <w:rFonts w:ascii="Symbol" w:hAnsi="Symbol" w:hint="default"/>
+      </w:rPr>
+    </w:lvl>
+    <w:lvl w:ilvl="7" w:tplc="0C070003" w:tentative="1">
+      <w:start w:val="1"/>
+      <w:numFmt w:val="bullet"/>
+      <w:lvlText w:val="o"/>
+      <w:lvlJc w:val="left"/>
+      <w:pPr>
+        <w:ind w:left="5760" w:hanging="360"/>
+      </w:pPr>
+      <w:rPr>
+        <w:rFonts w:ascii="Courier New" w:hAnsi="Courier New" w:cs="Courier New" w:hint="default"/>
+      </w:rPr>
+    </w:lvl>
+    <w:lvl w:ilvl="8" w:tplc="0C070005" w:tentative="1">
+      <w:start w:val="1"/>
+      <w:numFmt w:val="bullet"/>
+      <w:lvlText w:val=""/>
+      <w:lvlJc w:val="left"/>
+      <w:pPr>
+        <w:ind w:left="6480" w:hanging="360"/>
+      </w:pPr>
+      <w:rPr>
+        <w:rFonts w:ascii="Wingdings" w:hAnsi="Wingdings" w:hint="default"/>
+      </w:rPr>
+    </w:lvl>
+  </w:abstractNum>
+  <w:abstractNum w:abstractNumId="4" w15:restartNumberingAfterBreak="0">
     <w:nsid w:val="2560165E"/>
     <w:multiLevelType w:val="multilevel"/>
     <w:tmpl w:val="A8569A28"/>
@@ -1557,7 +2566,7 @@
       </w:pPr>
     </w:lvl>
   </w:abstractNum>
-  <w:abstractNum w:abstractNumId="3" w15:restartNumberingAfterBreak="0">
+  <w:abstractNum w:abstractNumId="5" w15:restartNumberingAfterBreak="0">
     <w:nsid w:val="32330A35"/>
     <w:multiLevelType w:val="multilevel"/>
     <w:tmpl w:val="8CE23FD6"/>
@@ -1670,7 +2679,120 @@
       </w:pPr>
     </w:lvl>
   </w:abstractNum>
-  <w:abstractNum w:abstractNumId="4" w15:restartNumberingAfterBreak="0">
+  <w:abstractNum w:abstractNumId="6" w15:restartNumberingAfterBreak="0">
+    <w:nsid w:val="369D6A42"/>
+    <w:multiLevelType w:val="hybridMultilevel"/>
+    <w:tmpl w:val="750E2ABE"/>
+    <w:lvl w:ilvl="0" w:tplc="0C070001">
+      <w:start w:val="1"/>
+      <w:numFmt w:val="bullet"/>
+      <w:lvlText w:val=""/>
+      <w:lvlJc w:val="left"/>
+      <w:pPr>
+        <w:ind w:left="720" w:hanging="360"/>
+      </w:pPr>
+      <w:rPr>
+        <w:rFonts w:ascii="Symbol" w:hAnsi="Symbol" w:hint="default"/>
+      </w:rPr>
+    </w:lvl>
+    <w:lvl w:ilvl="1" w:tplc="0C070003" w:tentative="1">
+      <w:start w:val="1"/>
+      <w:numFmt w:val="bullet"/>
+      <w:lvlText w:val="o"/>
+      <w:lvlJc w:val="left"/>
+      <w:pPr>
+        <w:ind w:left="1440" w:hanging="360"/>
+      </w:pPr>
+      <w:rPr>
+        <w:rFonts w:ascii="Courier New" w:hAnsi="Courier New" w:cs="Courier New" w:hint="default"/>
+      </w:rPr>
+    </w:lvl>
+    <w:lvl w:ilvl="2" w:tplc="0C070005" w:tentative="1">
+      <w:start w:val="1"/>
+      <w:numFmt w:val="bullet"/>
+      <w:lvlText w:val=""/>
+      <w:lvlJc w:val="left"/>
+      <w:pPr>
+        <w:ind w:left="2160" w:hanging="360"/>
+      </w:pPr>
+      <w:rPr>
+        <w:rFonts w:ascii="Wingdings" w:hAnsi="Wingdings" w:hint="default"/>
+      </w:rPr>
+    </w:lvl>
+    <w:lvl w:ilvl="3" w:tplc="0C070001" w:tentative="1">
+      <w:start w:val="1"/>
+      <w:numFmt w:val="bullet"/>
+      <w:lvlText w:val=""/>
+      <w:lvlJc w:val="left"/>
+      <w:pPr>
+        <w:ind w:left="2880" w:hanging="360"/>
+      </w:pPr>
+      <w:rPr>
+        <w:rFonts w:ascii="Symbol" w:hAnsi="Symbol" w:hint="default"/>
+      </w:rPr>
+    </w:lvl>
+    <w:lvl w:ilvl="4" w:tplc="0C070003" w:tentative="1">
+      <w:start w:val="1"/>
+      <w:numFmt w:val="bullet"/>
+      <w:lvlText w:val="o"/>
+      <w:lvlJc w:val="left"/>
+      <w:pPr>
+        <w:ind w:left="3600" w:hanging="360"/>
+      </w:pPr>
+      <w:rPr>
+        <w:rFonts w:ascii="Courier New" w:hAnsi="Courier New" w:cs="Courier New" w:hint="default"/>
+      </w:rPr>
+    </w:lvl>
+    <w:lvl w:ilvl="5" w:tplc="0C070005" w:tentative="1">
+      <w:start w:val="1"/>
+      <w:numFmt w:val="bullet"/>
+      <w:lvlText w:val=""/>
+      <w:lvlJc w:val="left"/>
+      <w:pPr>
+        <w:ind w:left="4320" w:hanging="360"/>
+      </w:pPr>
+      <w:rPr>
+        <w:rFonts w:ascii="Wingdings" w:hAnsi="Wingdings" w:hint="default"/>
+      </w:rPr>
+    </w:lvl>
+    <w:lvl w:ilvl="6" w:tplc="0C070001" w:tentative="1">
+      <w:start w:val="1"/>
+      <w:numFmt w:val="bullet"/>
+      <w:lvlText w:val=""/>
+      <w:lvlJc w:val="left"/>
+      <w:pPr>
+        <w:ind w:left="5040" w:hanging="360"/>
+      </w:pPr>
+      <w:rPr>
+        <w:rFonts w:ascii="Symbol" w:hAnsi="Symbol" w:hint="default"/>
+      </w:rPr>
+    </w:lvl>
+    <w:lvl w:ilvl="7" w:tplc="0C070003" w:tentative="1">
+      <w:start w:val="1"/>
+      <w:numFmt w:val="bullet"/>
+      <w:lvlText w:val="o"/>
+      <w:lvlJc w:val="left"/>
+      <w:pPr>
+        <w:ind w:left="5760" w:hanging="360"/>
+      </w:pPr>
+      <w:rPr>
+        <w:rFonts w:ascii="Courier New" w:hAnsi="Courier New" w:cs="Courier New" w:hint="default"/>
+      </w:rPr>
+    </w:lvl>
+    <w:lvl w:ilvl="8" w:tplc="0C070005" w:tentative="1">
+      <w:start w:val="1"/>
+      <w:numFmt w:val="bullet"/>
+      <w:lvlText w:val=""/>
+      <w:lvlJc w:val="left"/>
+      <w:pPr>
+        <w:ind w:left="6480" w:hanging="360"/>
+      </w:pPr>
+      <w:rPr>
+        <w:rFonts w:ascii="Wingdings" w:hAnsi="Wingdings" w:hint="default"/>
+      </w:rPr>
+    </w:lvl>
+  </w:abstractNum>
+  <w:abstractNum w:abstractNumId="7" w15:restartNumberingAfterBreak="0">
     <w:nsid w:val="4EAB293D"/>
     <w:multiLevelType w:val="multilevel"/>
     <w:tmpl w:val="A70CF0BC"/>
@@ -1784,19 +2906,28 @@
     </w:lvl>
   </w:abstractNum>
   <w:num w:numId="1" w16cid:durableId="707949901">
+    <w:abstractNumId w:val="1"/>
+  </w:num>
+  <w:num w:numId="2" w16cid:durableId="1590113829">
+    <w:abstractNumId w:val="2"/>
+  </w:num>
+  <w:num w:numId="3" w16cid:durableId="534077300">
+    <w:abstractNumId w:val="5"/>
+  </w:num>
+  <w:num w:numId="4" w16cid:durableId="774859271">
+    <w:abstractNumId w:val="4"/>
+  </w:num>
+  <w:num w:numId="5" w16cid:durableId="186984790">
+    <w:abstractNumId w:val="7"/>
+  </w:num>
+  <w:num w:numId="6" w16cid:durableId="382944511">
+    <w:abstractNumId w:val="6"/>
+  </w:num>
+  <w:num w:numId="7" w16cid:durableId="1054505772">
     <w:abstractNumId w:val="0"/>
   </w:num>
-  <w:num w:numId="2" w16cid:durableId="1590113829">
-    <w:abstractNumId w:val="1"/>
-  </w:num>
-  <w:num w:numId="3" w16cid:durableId="534077300">
+  <w:num w:numId="8" w16cid:durableId="2064870451">
     <w:abstractNumId w:val="3"/>
-  </w:num>
-  <w:num w:numId="4" w16cid:durableId="774859271">
-    <w:abstractNumId w:val="2"/>
-  </w:num>
-  <w:num w:numId="5" w16cid:durableId="186984790">
-    <w:abstractNumId w:val="4"/>
   </w:num>
 </w:numbering>
 </file>
@@ -2404,7 +3535,6 @@
   <w:style w:type="character" w:default="1" w:styleId="Absatz-Standardschriftart">
     <w:name w:val="Default Paragraph Font"/>
     <w:uiPriority w:val="1"/>
-    <w:semiHidden/>
     <w:unhideWhenUsed/>
   </w:style>
   <w:style w:type="table" w:default="1" w:styleId="NormaleTabelle">
@@ -2779,6 +3909,50 @@
       </w:tblBorders>
     </w:tblPr>
   </w:style>
+  <w:style w:type="paragraph" w:styleId="Kopfzeile">
+    <w:name w:val="header"/>
+    <w:basedOn w:val="Standard"/>
+    <w:link w:val="KopfzeileZchn"/>
+    <w:uiPriority w:val="99"/>
+    <w:unhideWhenUsed/>
+    <w:rsid w:val="00724FBE"/>
+    <w:pPr>
+      <w:tabs>
+        <w:tab w:val="center" w:pos="4536"/>
+        <w:tab w:val="right" w:pos="9072"/>
+      </w:tabs>
+      <w:spacing w:after="0" w:line="240" w:lineRule="auto"/>
+    </w:pPr>
+  </w:style>
+  <w:style w:type="character" w:customStyle="1" w:styleId="KopfzeileZchn">
+    <w:name w:val="Kopfzeile Zchn"/>
+    <w:basedOn w:val="Absatz-Standardschriftart"/>
+    <w:link w:val="Kopfzeile"/>
+    <w:uiPriority w:val="99"/>
+    <w:rsid w:val="00724FBE"/>
+  </w:style>
+  <w:style w:type="paragraph" w:styleId="Fuzeile">
+    <w:name w:val="footer"/>
+    <w:basedOn w:val="Standard"/>
+    <w:link w:val="FuzeileZchn"/>
+    <w:uiPriority w:val="99"/>
+    <w:unhideWhenUsed/>
+    <w:rsid w:val="00724FBE"/>
+    <w:pPr>
+      <w:tabs>
+        <w:tab w:val="center" w:pos="4536"/>
+        <w:tab w:val="right" w:pos="9072"/>
+      </w:tabs>
+      <w:spacing w:after="0" w:line="240" w:lineRule="auto"/>
+    </w:pPr>
+  </w:style>
+  <w:style w:type="character" w:customStyle="1" w:styleId="FuzeileZchn">
+    <w:name w:val="Fußzeile Zchn"/>
+    <w:basedOn w:val="Absatz-Standardschriftart"/>
+    <w:link w:val="Fuzeile"/>
+    <w:uiPriority w:val="99"/>
+    <w:rsid w:val="00724FBE"/>
+  </w:style>
 </w:styles>
 </file>
 

--- a/Schaltpläne/Bewegungssensor/Verifikationskonzept_Fertigungstest.docx
+++ b/Schaltpläne/Bewegungssensor/Verifikationskonzept_Fertigungstest.docx
@@ -36,10 +36,10 @@
       </w:pPr>
       <w:r>
         <w:drawing>
-          <wp:inline distT="0" distB="0" distL="0" distR="0" wp14:anchorId="47482658" wp14:editId="49CF2B12">
-            <wp:extent cx="2488953" cy="2622430"/>
-            <wp:effectExtent l="0" t="0" r="6985" b="6985"/>
-            <wp:docPr id="925199589" name="Grafik 1"/>
+          <wp:inline distT="0" distB="0" distL="0" distR="0" wp14:anchorId="27B9A811" wp14:editId="362CD9A1">
+            <wp:extent cx="2001329" cy="2101239"/>
+            <wp:effectExtent l="0" t="0" r="0" b="0"/>
+            <wp:docPr id="837864966" name="Grafik 1"/>
             <wp:cNvGraphicFramePr>
               <a:graphicFrameLocks xmlns:a="http://schemas.openxmlformats.org/drawingml/2006/main" noChangeAspect="1"/>
             </wp:cNvGraphicFramePr>
@@ -47,7 +47,7 @@
               <a:graphicData uri="http://schemas.openxmlformats.org/drawingml/2006/picture">
                 <pic:pic xmlns:pic="http://schemas.openxmlformats.org/drawingml/2006/picture">
                   <pic:nvPicPr>
-                    <pic:cNvPr id="925199589" name=""/>
+                    <pic:cNvPr id="837864966" name=""/>
                     <pic:cNvPicPr/>
                   </pic:nvPicPr>
                   <pic:blipFill>
@@ -59,7 +59,7 @@
                   <pic:spPr>
                     <a:xfrm>
                       <a:off x="0" y="0"/>
-                      <a:ext cx="2502207" cy="2636395"/>
+                      <a:ext cx="2008958" cy="2109249"/>
                     </a:xfrm>
                     <a:prstGeom prst="rect">
                       <a:avLst/>
@@ -106,31 +106,35 @@
           <w:numId w:val="2"/>
         </w:numPr>
       </w:pPr>
-      <w:proofErr w:type="spellStart"/>
-      <w:r>
-        <w:rPr>
-          <w:b/>
-          <w:bCs/>
-        </w:rPr>
-        <w:t>TP_SDA_μC</w:t>
-      </w:r>
-      <w:proofErr w:type="spellEnd"/>
-      <w:r>
-        <w:rPr>
-          <w:b/>
-          <w:bCs/>
-        </w:rPr>
-        <w:t xml:space="preserve"> / </w:t>
-      </w:r>
-      <w:proofErr w:type="spellStart"/>
-      <w:r>
-        <w:rPr>
-          <w:b/>
-          <w:bCs/>
-        </w:rPr>
-        <w:t>TP_SCL_μC</w:t>
-      </w:r>
-      <w:proofErr w:type="spellEnd"/>
+      <w:r>
+        <w:rPr>
+          <w:b/>
+          <w:bCs/>
+        </w:rPr>
+        <w:t>TP_</w:t>
+      </w:r>
+      <w:r>
+        <w:rPr>
+          <w:b/>
+          <w:bCs/>
+        </w:rPr>
+        <w:t>I</w:t>
+      </w:r>
+      <w:r>
+        <w:rPr>
+          <w:b/>
+          <w:bCs/>
+          <w:vertAlign w:val="superscript"/>
+        </w:rPr>
+        <w:t>2</w:t>
+      </w:r>
+      <w:r>
+        <w:rPr>
+          <w:b/>
+          <w:bCs/>
+        </w:rPr>
+        <w:t>C_Block</w:t>
+      </w:r>
       <w:r>
         <w:t>: I²C-Bus-Signale direkt am Mikrocontroller messen</w:t>
       </w:r>
@@ -155,9 +159,37 @@
       </w:r>
     </w:p>
     <w:p>
-      <w:pPr>
-        <w:ind w:left="720"/>
-      </w:pPr>
+      <w:r>
+        <w:rPr>
+          <w:b/>
+          <w:bCs/>
+        </w:rPr>
+        <w:t>Hinweis:</w:t>
+      </w:r>
+      <w:r>
+        <w:t> Die Testpunkte </w:t>
+      </w:r>
+      <w:r>
+        <w:t>TP_I</w:t>
+      </w:r>
+      <w:r>
+        <w:rPr>
+          <w:vertAlign w:val="superscript"/>
+        </w:rPr>
+        <w:t>2</w:t>
+      </w:r>
+      <w:r>
+        <w:t>C_Block</w:t>
+      </w:r>
+      <w:r>
+        <w:t> und </w:t>
+      </w:r>
+      <w:r>
+        <w:t>TP_GND </w:t>
+      </w:r>
+      <w:r>
+        <w:t>sind im gemeinsamen nRF52840-Schaltplan der Mikrocontroller-Gruppe bereits vorhanden und werden deshalb in unserem Teilschaltplan nicht erneut eingezeichnet.</w:t>
+      </w:r>
     </w:p>
     <w:p>
       <w:pPr>
@@ -286,10 +318,7 @@
         <w:t xml:space="preserve"> </w:t>
       </w:r>
       <w:r>
-        <w:t xml:space="preserve">und den Sensor mit der vorgesehenen Systemversorgung betreiben </w:t>
-      </w:r>
-      <w:r>
-        <w:t>(3.3V nominal)</w:t>
+        <w:t>und den Sensor mit der vorgesehenen Systemversorgung betreiben (3.3V nominal)</w:t>
       </w:r>
     </w:p>
     <w:p>
@@ -371,7 +400,6 @@
         </w:numPr>
       </w:pPr>
       <w:r>
-        <w:lastRenderedPageBreak/>
         <w:t>3.25–3.35 V</w:t>
       </w:r>
       <w:r>
@@ -387,6 +415,7 @@
         </w:numPr>
       </w:pPr>
       <w:r>
+        <w:lastRenderedPageBreak/>
         <w:t>Weiterhin funktionsfähige</w:t>
       </w:r>
       <w:r>
@@ -999,7 +1028,6 @@
         </w:rPr>
       </w:pPr>
       <w:r>
-        <w:lastRenderedPageBreak/>
         <w:t xml:space="preserve">In </w:t>
       </w:r>
       <w:r>
@@ -1052,6 +1080,7 @@
         </w:rPr>
       </w:pPr>
       <w:r>
+        <w:lastRenderedPageBreak/>
         <w:t xml:space="preserve">Bei </w:t>
       </w:r>
       <w:r>

--- a/Schaltpläne/Bewegungssensor/Verifikationskonzept_Fertigungstest.docx
+++ b/Schaltpläne/Bewegungssensor/Verifikationskonzept_Fertigungstest.docx
@@ -36,10 +36,10 @@
       </w:pPr>
       <w:r>
         <w:drawing>
-          <wp:inline distT="0" distB="0" distL="0" distR="0" wp14:anchorId="27B9A811" wp14:editId="362CD9A1">
-            <wp:extent cx="2001329" cy="2101239"/>
-            <wp:effectExtent l="0" t="0" r="0" b="0"/>
-            <wp:docPr id="837864966" name="Grafik 1"/>
+          <wp:inline distT="0" distB="0" distL="0" distR="0" wp14:anchorId="09589BD8" wp14:editId="7FF42696">
+            <wp:extent cx="1705707" cy="1788837"/>
+            <wp:effectExtent l="0" t="0" r="8890" b="1905"/>
+            <wp:docPr id="786135433" name="Grafik 1"/>
             <wp:cNvGraphicFramePr>
               <a:graphicFrameLocks xmlns:a="http://schemas.openxmlformats.org/drawingml/2006/main" noChangeAspect="1"/>
             </wp:cNvGraphicFramePr>
@@ -47,7 +47,7 @@
               <a:graphicData uri="http://schemas.openxmlformats.org/drawingml/2006/picture">
                 <pic:pic xmlns:pic="http://schemas.openxmlformats.org/drawingml/2006/picture">
                   <pic:nvPicPr>
-                    <pic:cNvPr id="837864966" name=""/>
+                    <pic:cNvPr id="786135433" name=""/>
                     <pic:cNvPicPr/>
                   </pic:nvPicPr>
                   <pic:blipFill>
@@ -59,7 +59,7 @@
                   <pic:spPr>
                     <a:xfrm>
                       <a:off x="0" y="0"/>
-                      <a:ext cx="2008958" cy="2109249"/>
+                      <a:ext cx="1715321" cy="1798919"/>
                     </a:xfrm>
                     <a:prstGeom prst="rect">
                       <a:avLst/>
@@ -93,7 +93,14 @@
           <w:b/>
           <w:bCs/>
         </w:rPr>
-        <w:t>TP_3.3V / TP_GND</w:t>
+        <w:t>TP</w:t>
+      </w:r>
+      <w:r>
+        <w:rPr>
+          <w:b/>
+          <w:bCs/>
+        </w:rPr>
+        <w:t>1 TestPoint_VCC</w:t>
       </w:r>
       <w:r>
         <w:t>: Versorgungsspannung VDD/VDDIO kontrollieren</w:t>
@@ -152,7 +159,21 @@
           <w:b/>
           <w:bCs/>
         </w:rPr>
-        <w:t>TP_GND:</w:t>
+        <w:t>TP</w:t>
+      </w:r>
+      <w:r>
+        <w:rPr>
+          <w:b/>
+          <w:bCs/>
+        </w:rPr>
+        <w:t>2 TestPoint_G</w:t>
+      </w:r>
+      <w:r>
+        <w:rPr>
+          <w:b/>
+          <w:bCs/>
+        </w:rPr>
+        <w:t>ND:</w:t>
       </w:r>
       <w:r>
         <w:t xml:space="preserve"> als Referenzpunkt für alle Messungen.</w:t>
@@ -170,6 +191,12 @@
         <w:t> Die Testpunkte </w:t>
       </w:r>
       <w:r>
+        <w:t>TP1 TestPoint_VCC</w:t>
+      </w:r>
+      <w:r>
+        <w:t xml:space="preserve">, </w:t>
+      </w:r>
+      <w:r>
         <w:t>TP_I</w:t>
       </w:r>
       <w:r>
@@ -185,7 +212,10 @@
         <w:t> und </w:t>
       </w:r>
       <w:r>
-        <w:t>TP_GND </w:t>
+        <w:t>TP2 TestPoint_GND</w:t>
+      </w:r>
+      <w:r>
+        <w:t xml:space="preserve"> </w:t>
       </w:r>
       <w:r>
         <w:t>sind im gemeinsamen nRF52840-Schaltplan der Mikrocontroller-Gruppe bereits vorhanden und werden deshalb in unserem Teilschaltplan nicht erneut eingezeichnet.</w:t>
@@ -415,7 +445,6 @@
         </w:numPr>
       </w:pPr>
       <w:r>
-        <w:lastRenderedPageBreak/>
         <w:t>Weiterhin funktionsfähige</w:t>
       </w:r>
       <w:r>
@@ -431,6 +460,7 @@
         </w:numPr>
       </w:pPr>
       <w:r>
+        <w:lastRenderedPageBreak/>
         <w:t xml:space="preserve">Kleiner </w:t>
       </w:r>
       <w:r>
@@ -520,7 +550,6 @@
       <w:r>
         <w:t>Oszilloskop an </w:t>
       </w:r>
-      <w:proofErr w:type="spellStart"/>
       <w:r>
         <w:rPr>
           <w:b/>
@@ -542,11 +571,9 @@
         </w:rPr>
         <w:t>C</w:t>
       </w:r>
-      <w:proofErr w:type="spellEnd"/>
       <w:r>
         <w:t> und </w:t>
       </w:r>
-      <w:proofErr w:type="spellStart"/>
       <w:r>
         <w:rPr>
           <w:b/>
@@ -568,7 +595,6 @@
         </w:rPr>
         <w:t>C</w:t>
       </w:r>
-      <w:proofErr w:type="spellEnd"/>
       <w:r>
         <w:rPr>
           <w:b/>
@@ -610,7 +636,6 @@
       <w:r>
         <w:t xml:space="preserve">Schritt 2: </w:t>
       </w:r>
-      <w:proofErr w:type="spellStart"/>
       <w:r>
         <w:t>Who</w:t>
       </w:r>
@@ -624,11 +649,7 @@
         <w:t>_</w:t>
       </w:r>
       <w:r>
-        <w:t>I</w:t>
-      </w:r>
-      <w:proofErr w:type="spellEnd"/>
-      <w:r>
-        <w:t>-Register (0x0F)</w:t>
+        <w:t>I-Register (0x0F)</w:t>
       </w:r>
       <w:r>
         <w:t xml:space="preserve"> des Sensors über I</w:t>
@@ -688,15 +709,7 @@
         <w:t xml:space="preserve"> </w:t>
       </w:r>
       <w:r>
-        <w:t xml:space="preserve">(SA0-Pin </w:t>
-      </w:r>
-      <w:proofErr w:type="spellStart"/>
-      <w:r>
-        <w:t>low</w:t>
-      </w:r>
-      <w:proofErr w:type="spellEnd"/>
-      <w:r>
-        <w:t xml:space="preserve">) </w:t>
+        <w:t xml:space="preserve">(SA0-Pin low) </w:t>
       </w:r>
       <w:r>
         <w:t xml:space="preserve">oder </w:t>
@@ -720,15 +733,7 @@
         <w:t>Bei</w:t>
       </w:r>
       <w:r>
-        <w:t xml:space="preserve">m Lesen des </w:t>
-      </w:r>
-      <w:proofErr w:type="spellStart"/>
-      <w:r>
-        <w:t>WhoAmI</w:t>
-      </w:r>
-      <w:proofErr w:type="spellEnd"/>
-      <w:r>
-        <w:t>-Registers muss der Wert 0x6C zurückkommen</w:t>
+        <w:t>m Lesen des WhoAmI-Registers muss der Wert 0x6C zurückkommen</w:t>
       </w:r>
     </w:p>
     <w:p>
@@ -761,39 +766,7 @@
           <w:b/>
           <w:bCs/>
         </w:rPr>
-        <w:t xml:space="preserve">→ </w:t>
-      </w:r>
-      <w:proofErr w:type="spellStart"/>
-      <w:r>
-        <w:rPr>
-          <w:b/>
-          <w:bCs/>
-        </w:rPr>
-        <w:t>TP_SDA_μC</w:t>
-      </w:r>
-      <w:proofErr w:type="spellEnd"/>
-      <w:r>
-        <w:rPr>
-          <w:b/>
-          <w:bCs/>
-        </w:rPr>
-        <w:t>/</w:t>
-      </w:r>
-      <w:proofErr w:type="spellStart"/>
-      <w:r>
-        <w:rPr>
-          <w:b/>
-          <w:bCs/>
-        </w:rPr>
-        <w:t>TP_SCL_μC</w:t>
-      </w:r>
-      <w:proofErr w:type="spellEnd"/>
-      <w:r>
-        <w:rPr>
-          <w:b/>
-          <w:bCs/>
-        </w:rPr>
-        <w:t xml:space="preserve"> zeigen Bus-Signale</w:t>
+        <w:t>→ TP_SDA_μC/TP_SCL_μC zeigen Bus-Signale</w:t>
       </w:r>
     </w:p>
     <w:p>
@@ -1080,7 +1053,6 @@
         </w:rPr>
       </w:pPr>
       <w:r>
-        <w:lastRenderedPageBreak/>
         <w:t xml:space="preserve">Bei </w:t>
       </w:r>
       <w:r>
@@ -1109,26 +1081,11 @@
         </w:rPr>
       </w:pPr>
       <w:r>
+        <w:lastRenderedPageBreak/>
         <w:t xml:space="preserve">Gewählte Messbereich von Gyroskop muss zur Testbewegung passen - </w:t>
       </w:r>
       <w:r>
-        <w:t xml:space="preserve"> ±250 </w:t>
-      </w:r>
-      <w:proofErr w:type="spellStart"/>
-      <w:r>
-        <w:t>dps</w:t>
-      </w:r>
-      <w:proofErr w:type="spellEnd"/>
-      <w:r>
-        <w:t xml:space="preserve"> (FS=±250) oder ±2000 </w:t>
-      </w:r>
-      <w:proofErr w:type="spellStart"/>
-      <w:r>
-        <w:t>dps</w:t>
-      </w:r>
-      <w:proofErr w:type="spellEnd"/>
-      <w:r>
-        <w:t xml:space="preserve"> (FS=±2000)</w:t>
+        <w:t xml:space="preserve"> ±250 dps (FS=±250) oder ±2000 dps (FS=±2000)</w:t>
       </w:r>
       <w:r>
         <w:t xml:space="preserve"> </w:t>
@@ -1446,19 +1403,9 @@
             <w:pPr>
               <w:spacing w:after="160" w:line="278" w:lineRule="auto"/>
             </w:pPr>
-            <w:proofErr w:type="spellStart"/>
-            <w:r>
-              <w:t>TP_SDA_μC</w:t>
-            </w:r>
-            <w:proofErr w:type="spellEnd"/>
-            <w:r>
-              <w:t>/</w:t>
-            </w:r>
-            <w:proofErr w:type="spellStart"/>
-            <w:r>
-              <w:t>TP_SCL_μC</w:t>
-            </w:r>
-            <w:proofErr w:type="spellEnd"/>
+            <w:r>
+              <w:t>TP_SDA_μC/TP_SCL_μC</w:t>
+            </w:r>
           </w:p>
         </w:tc>
         <w:tc>
@@ -1514,11 +1461,9 @@
             <w:pPr>
               <w:spacing w:after="160" w:line="278" w:lineRule="auto"/>
             </w:pPr>
-            <w:proofErr w:type="spellStart"/>
             <w:r>
               <w:t>WhoAmI</w:t>
             </w:r>
-            <w:proofErr w:type="spellEnd"/>
           </w:p>
         </w:tc>
         <w:tc>
@@ -1652,13 +1597,8 @@
               <w:spacing w:after="160" w:line="278" w:lineRule="auto"/>
             </w:pPr>
             <w:r>
-              <w:t xml:space="preserve">FS = ±250 </w:t>
-            </w:r>
-            <w:proofErr w:type="spellStart"/>
-            <w:r>
-              <w:t>dps</w:t>
-            </w:r>
-            <w:proofErr w:type="spellEnd"/>
+              <w:t>FS = ±250 dps</w:t>
+            </w:r>
             <w:r>
               <w:t xml:space="preserve">: </w:t>
             </w:r>
@@ -1683,13 +1623,8 @@
               <w:t>0</w:t>
             </w:r>
             <w:r>
-              <w:t xml:space="preserve"> </w:t>
-            </w:r>
-            <w:proofErr w:type="spellStart"/>
-            <w:r>
-              <w:t>dps</w:t>
-            </w:r>
-            <w:proofErr w:type="spellEnd"/>
+              <w:t xml:space="preserve"> dps</w:t>
+            </w:r>
             <w:r>
               <w:t xml:space="preserve">: </w:t>
             </w:r>
@@ -1821,13 +1756,8 @@
       <w:r>
         <w:t> </w:t>
       </w:r>
-      <w:proofErr w:type="spellStart"/>
-      <w:r>
-        <w:t>Testfixture</w:t>
-      </w:r>
-      <w:proofErr w:type="spellEnd"/>
-      <w:r>
-        <w:t xml:space="preserve"> mit Federkontakten auf den TPs, Arduino-Skript, Labornetzteil und ggf. ein Multimeter für die Spannungsprüfung</w:t>
+      <w:r>
+        <w:t>Testfixture mit Federkontakten auf den TPs, Arduino-Skript, Labornetzteil und ggf. ein Multimeter für die Spannungsprüfung</w:t>
       </w:r>
     </w:p>
     <w:sectPr>
@@ -3564,6 +3494,7 @@
   <w:style w:type="character" w:default="1" w:styleId="Absatz-Standardschriftart">
     <w:name w:val="Default Paragraph Font"/>
     <w:uiPriority w:val="1"/>
+    <w:semiHidden/>
     <w:unhideWhenUsed/>
   </w:style>
   <w:style w:type="table" w:default="1" w:styleId="NormaleTabelle">

--- a/Schaltpläne/Bewegungssensor/Verifikationskonzept_Fertigungstest.docx
+++ b/Schaltpläne/Bewegungssensor/Verifikationskonzept_Fertigungstest.docx
@@ -36,10 +36,10 @@
       </w:pPr>
       <w:r>
         <w:drawing>
-          <wp:inline distT="0" distB="0" distL="0" distR="0" wp14:anchorId="09589BD8" wp14:editId="7FF42696">
-            <wp:extent cx="1705707" cy="1788837"/>
-            <wp:effectExtent l="0" t="0" r="8890" b="1905"/>
-            <wp:docPr id="786135433" name="Grafik 1"/>
+          <wp:inline distT="0" distB="0" distL="0" distR="0" wp14:anchorId="6E1EB921" wp14:editId="488AFF2F">
+            <wp:extent cx="2209800" cy="2325157"/>
+            <wp:effectExtent l="0" t="0" r="0" b="0"/>
+            <wp:docPr id="1272448218" name="Grafik 1"/>
             <wp:cNvGraphicFramePr>
               <a:graphicFrameLocks xmlns:a="http://schemas.openxmlformats.org/drawingml/2006/main" noChangeAspect="1"/>
             </wp:cNvGraphicFramePr>
@@ -47,7 +47,7 @@
               <a:graphicData uri="http://schemas.openxmlformats.org/drawingml/2006/picture">
                 <pic:pic xmlns:pic="http://schemas.openxmlformats.org/drawingml/2006/picture">
                   <pic:nvPicPr>
-                    <pic:cNvPr id="786135433" name=""/>
+                    <pic:cNvPr id="1272448218" name=""/>
                     <pic:cNvPicPr/>
                   </pic:nvPicPr>
                   <pic:blipFill>
@@ -59,7 +59,7 @@
                   <pic:spPr>
                     <a:xfrm>
                       <a:off x="0" y="0"/>
-                      <a:ext cx="1715321" cy="1798919"/>
+                      <a:ext cx="2209992" cy="2325359"/>
                     </a:xfrm>
                     <a:prstGeom prst="rect">
                       <a:avLst/>
@@ -100,8 +100,17 @@
           <w:b/>
           <w:bCs/>
         </w:rPr>
-        <w:t>1 TestPoint_VCC</w:t>
-      </w:r>
+        <w:t xml:space="preserve">1 </w:t>
+      </w:r>
+      <w:proofErr w:type="spellStart"/>
+      <w:r>
+        <w:rPr>
+          <w:b/>
+          <w:bCs/>
+        </w:rPr>
+        <w:t>TestPoint_VCC</w:t>
+      </w:r>
+      <w:proofErr w:type="spellEnd"/>
       <w:r>
         <w:t>: Versorgungsspannung VDD/VDDIO kontrollieren</w:t>
       </w:r>
@@ -166,14 +175,30 @@
           <w:b/>
           <w:bCs/>
         </w:rPr>
-        <w:t>2 TestPoint_G</w:t>
-      </w:r>
-      <w:r>
-        <w:rPr>
-          <w:b/>
-          <w:bCs/>
-        </w:rPr>
-        <w:t>ND:</w:t>
+        <w:t xml:space="preserve">2 </w:t>
+      </w:r>
+      <w:proofErr w:type="spellStart"/>
+      <w:r>
+        <w:rPr>
+          <w:b/>
+          <w:bCs/>
+        </w:rPr>
+        <w:t>TestPoint_G</w:t>
+      </w:r>
+      <w:r>
+        <w:rPr>
+          <w:b/>
+          <w:bCs/>
+        </w:rPr>
+        <w:t>ND</w:t>
+      </w:r>
+      <w:proofErr w:type="spellEnd"/>
+      <w:r>
+        <w:rPr>
+          <w:b/>
+          <w:bCs/>
+        </w:rPr>
+        <w:t>:</w:t>
       </w:r>
       <w:r>
         <w:t xml:space="preserve"> als Referenzpunkt für alle Messungen.</w:t>
@@ -191,8 +216,13 @@
         <w:t> Die Testpunkte </w:t>
       </w:r>
       <w:r>
-        <w:t>TP1 TestPoint_VCC</w:t>
-      </w:r>
+        <w:t xml:space="preserve">TP1 </w:t>
+      </w:r>
+      <w:proofErr w:type="spellStart"/>
+      <w:r>
+        <w:t>TestPoint_VCC</w:t>
+      </w:r>
+      <w:proofErr w:type="spellEnd"/>
       <w:r>
         <w:t xml:space="preserve">, </w:t>
       </w:r>
@@ -212,8 +242,13 @@
         <w:t> und </w:t>
       </w:r>
       <w:r>
-        <w:t>TP2 TestPoint_GND</w:t>
-      </w:r>
+        <w:t xml:space="preserve">TP2 </w:t>
+      </w:r>
+      <w:proofErr w:type="spellStart"/>
+      <w:r>
+        <w:t>TestPoint_GND</w:t>
+      </w:r>
+      <w:proofErr w:type="spellEnd"/>
       <w:r>
         <w:t xml:space="preserve"> </w:t>
       </w:r>
@@ -430,6 +465,7 @@
         </w:numPr>
       </w:pPr>
       <w:r>
+        <w:lastRenderedPageBreak/>
         <w:t>3.25–3.35 V</w:t>
       </w:r>
       <w:r>
@@ -460,7 +496,6 @@
         </w:numPr>
       </w:pPr>
       <w:r>
-        <w:lastRenderedPageBreak/>
         <w:t xml:space="preserve">Kleiner </w:t>
       </w:r>
       <w:r>
@@ -550,6 +585,7 @@
       <w:r>
         <w:t>Oszilloskop an </w:t>
       </w:r>
+      <w:proofErr w:type="spellStart"/>
       <w:r>
         <w:rPr>
           <w:b/>
@@ -571,9 +607,11 @@
         </w:rPr>
         <w:t>C</w:t>
       </w:r>
+      <w:proofErr w:type="spellEnd"/>
       <w:r>
         <w:t> und </w:t>
       </w:r>
+      <w:proofErr w:type="spellStart"/>
       <w:r>
         <w:rPr>
           <w:b/>
@@ -595,6 +633,7 @@
         </w:rPr>
         <w:t>C</w:t>
       </w:r>
+      <w:proofErr w:type="spellEnd"/>
       <w:r>
         <w:rPr>
           <w:b/>
@@ -636,6 +675,7 @@
       <w:r>
         <w:t xml:space="preserve">Schritt 2: </w:t>
       </w:r>
+      <w:proofErr w:type="spellStart"/>
       <w:r>
         <w:t>Who</w:t>
       </w:r>
@@ -649,7 +689,11 @@
         <w:t>_</w:t>
       </w:r>
       <w:r>
-        <w:t>I-Register (0x0F)</w:t>
+        <w:t>I</w:t>
+      </w:r>
+      <w:proofErr w:type="spellEnd"/>
+      <w:r>
+        <w:t>-Register (0x0F)</w:t>
       </w:r>
       <w:r>
         <w:t xml:space="preserve"> des Sensors über I</w:t>
@@ -709,7 +753,15 @@
         <w:t xml:space="preserve"> </w:t>
       </w:r>
       <w:r>
-        <w:t xml:space="preserve">(SA0-Pin low) </w:t>
+        <w:t xml:space="preserve">(SA0-Pin </w:t>
+      </w:r>
+      <w:proofErr w:type="spellStart"/>
+      <w:r>
+        <w:t>low</w:t>
+      </w:r>
+      <w:proofErr w:type="spellEnd"/>
+      <w:r>
+        <w:t xml:space="preserve">) </w:t>
       </w:r>
       <w:r>
         <w:t xml:space="preserve">oder </w:t>
@@ -733,7 +785,15 @@
         <w:t>Bei</w:t>
       </w:r>
       <w:r>
-        <w:t>m Lesen des WhoAmI-Registers muss der Wert 0x6C zurückkommen</w:t>
+        <w:t xml:space="preserve">m Lesen des </w:t>
+      </w:r>
+      <w:proofErr w:type="spellStart"/>
+      <w:r>
+        <w:t>WhoAmI</w:t>
+      </w:r>
+      <w:proofErr w:type="spellEnd"/>
+      <w:r>
+        <w:t>-Registers muss der Wert 0x6C zurückkommen</w:t>
       </w:r>
     </w:p>
     <w:p>
@@ -766,7 +826,39 @@
           <w:b/>
           <w:bCs/>
         </w:rPr>
-        <w:t>→ TP_SDA_μC/TP_SCL_μC zeigen Bus-Signale</w:t>
+        <w:t xml:space="preserve">→ </w:t>
+      </w:r>
+      <w:proofErr w:type="spellStart"/>
+      <w:r>
+        <w:rPr>
+          <w:b/>
+          <w:bCs/>
+        </w:rPr>
+        <w:t>TP_SDA_μC</w:t>
+      </w:r>
+      <w:proofErr w:type="spellEnd"/>
+      <w:r>
+        <w:rPr>
+          <w:b/>
+          <w:bCs/>
+        </w:rPr>
+        <w:t>/</w:t>
+      </w:r>
+      <w:proofErr w:type="spellStart"/>
+      <w:r>
+        <w:rPr>
+          <w:b/>
+          <w:bCs/>
+        </w:rPr>
+        <w:t>TP_SCL_μC</w:t>
+      </w:r>
+      <w:proofErr w:type="spellEnd"/>
+      <w:r>
+        <w:rPr>
+          <w:b/>
+          <w:bCs/>
+        </w:rPr>
+        <w:t xml:space="preserve"> zeigen Bus-Signale</w:t>
       </w:r>
     </w:p>
     <w:p>
@@ -1001,6 +1093,7 @@
         </w:rPr>
       </w:pPr>
       <w:r>
+        <w:lastRenderedPageBreak/>
         <w:t xml:space="preserve">In </w:t>
       </w:r>
       <w:r>
@@ -1081,11 +1174,26 @@
         </w:rPr>
       </w:pPr>
       <w:r>
-        <w:lastRenderedPageBreak/>
         <w:t xml:space="preserve">Gewählte Messbereich von Gyroskop muss zur Testbewegung passen - </w:t>
       </w:r>
       <w:r>
-        <w:t xml:space="preserve"> ±250 dps (FS=±250) oder ±2000 dps (FS=±2000)</w:t>
+        <w:t xml:space="preserve"> ±250 </w:t>
+      </w:r>
+      <w:proofErr w:type="spellStart"/>
+      <w:r>
+        <w:t>dps</w:t>
+      </w:r>
+      <w:proofErr w:type="spellEnd"/>
+      <w:r>
+        <w:t xml:space="preserve"> (FS=±250) oder ±2000 </w:t>
+      </w:r>
+      <w:proofErr w:type="spellStart"/>
+      <w:r>
+        <w:t>dps</w:t>
+      </w:r>
+      <w:proofErr w:type="spellEnd"/>
+      <w:r>
+        <w:t xml:space="preserve"> (FS=±2000)</w:t>
       </w:r>
       <w:r>
         <w:t xml:space="preserve"> </w:t>
@@ -1403,9 +1511,19 @@
             <w:pPr>
               <w:spacing w:after="160" w:line="278" w:lineRule="auto"/>
             </w:pPr>
-            <w:r>
-              <w:t>TP_SDA_μC/TP_SCL_μC</w:t>
-            </w:r>
+            <w:proofErr w:type="spellStart"/>
+            <w:r>
+              <w:t>TP_SDA_μC</w:t>
+            </w:r>
+            <w:proofErr w:type="spellEnd"/>
+            <w:r>
+              <w:t>/</w:t>
+            </w:r>
+            <w:proofErr w:type="spellStart"/>
+            <w:r>
+              <w:t>TP_SCL_μC</w:t>
+            </w:r>
+            <w:proofErr w:type="spellEnd"/>
           </w:p>
         </w:tc>
         <w:tc>
@@ -1461,9 +1579,11 @@
             <w:pPr>
               <w:spacing w:after="160" w:line="278" w:lineRule="auto"/>
             </w:pPr>
+            <w:proofErr w:type="spellStart"/>
             <w:r>
               <w:t>WhoAmI</w:t>
             </w:r>
+            <w:proofErr w:type="spellEnd"/>
           </w:p>
         </w:tc>
         <w:tc>
@@ -1597,8 +1717,13 @@
               <w:spacing w:after="160" w:line="278" w:lineRule="auto"/>
             </w:pPr>
             <w:r>
-              <w:t>FS = ±250 dps</w:t>
-            </w:r>
+              <w:t xml:space="preserve">FS = ±250 </w:t>
+            </w:r>
+            <w:proofErr w:type="spellStart"/>
+            <w:r>
+              <w:t>dps</w:t>
+            </w:r>
+            <w:proofErr w:type="spellEnd"/>
             <w:r>
               <w:t xml:space="preserve">: </w:t>
             </w:r>
@@ -1623,8 +1748,13 @@
               <w:t>0</w:t>
             </w:r>
             <w:r>
-              <w:t xml:space="preserve"> dps</w:t>
-            </w:r>
+              <w:t xml:space="preserve"> </w:t>
+            </w:r>
+            <w:proofErr w:type="spellStart"/>
+            <w:r>
+              <w:t>dps</w:t>
+            </w:r>
+            <w:proofErr w:type="spellEnd"/>
             <w:r>
               <w:t xml:space="preserve">: </w:t>
             </w:r>
@@ -1756,8 +1886,13 @@
       <w:r>
         <w:t> </w:t>
       </w:r>
-      <w:r>
-        <w:t>Testfixture mit Federkontakten auf den TPs, Arduino-Skript, Labornetzteil und ggf. ein Multimeter für die Spannungsprüfung</w:t>
+      <w:proofErr w:type="spellStart"/>
+      <w:r>
+        <w:t>Testfixture</w:t>
+      </w:r>
+      <w:proofErr w:type="spellEnd"/>
+      <w:r>
+        <w:t xml:space="preserve"> mit Federkontakten auf den TPs, Arduino-Skript, Labornetzteil und ggf. ein Multimeter für die Spannungsprüfung</w:t>
       </w:r>
     </w:p>
     <w:sectPr>

--- a/Schaltpläne/Bewegungssensor/Verifikationskonzept_Fertigungstest.docx
+++ b/Schaltpläne/Bewegungssensor/Verifikationskonzept_Fertigungstest.docx
@@ -35,6 +35,9 @@
         <w:jc w:val="center"/>
       </w:pPr>
       <w:r>
+        <w:rPr>
+          <w:noProof/>
+        </w:rPr>
         <w:drawing>
           <wp:inline distT="0" distB="0" distL="0" distR="0" wp14:anchorId="6E1EB921" wp14:editId="488AFF2F">
             <wp:extent cx="2209800" cy="2325157"/>
@@ -100,19 +103,10 @@
           <w:b/>
           <w:bCs/>
         </w:rPr>
-        <w:t xml:space="preserve">1 </w:t>
-      </w:r>
-      <w:proofErr w:type="spellStart"/>
-      <w:r>
-        <w:rPr>
-          <w:b/>
-          <w:bCs/>
-        </w:rPr>
-        <w:t>TestPoint_VCC</w:t>
-      </w:r>
-      <w:proofErr w:type="spellEnd"/>
-      <w:r>
-        <w:t>: Versorgungsspannung VDD/VDDIO kontrollieren</w:t>
+        <w:t>101_VCC</w:t>
+      </w:r>
+      <w:r>
+        <w:t xml:space="preserve"> Versorgungsspannung VDD/VDDIO kontrollieren</w:t>
       </w:r>
     </w:p>
     <w:p>
@@ -127,7 +121,21 @@
           <w:b/>
           <w:bCs/>
         </w:rPr>
-        <w:t>TP_</w:t>
+        <w:t>TP</w:t>
+      </w:r>
+      <w:r>
+        <w:rPr>
+          <w:b/>
+          <w:bCs/>
+        </w:rPr>
+        <w:t>105</w:t>
+      </w:r>
+      <w:r>
+        <w:rPr>
+          <w:b/>
+          <w:bCs/>
+        </w:rPr>
+        <w:t>_</w:t>
       </w:r>
       <w:r>
         <w:rPr>
@@ -175,24 +183,8 @@
           <w:b/>
           <w:bCs/>
         </w:rPr>
-        <w:t xml:space="preserve">2 </w:t>
-      </w:r>
-      <w:proofErr w:type="spellStart"/>
-      <w:r>
-        <w:rPr>
-          <w:b/>
-          <w:bCs/>
-        </w:rPr>
-        <w:t>TestPoint_G</w:t>
-      </w:r>
-      <w:r>
-        <w:rPr>
-          <w:b/>
-          <w:bCs/>
-        </w:rPr>
-        <w:t>ND</w:t>
-      </w:r>
-      <w:proofErr w:type="spellEnd"/>
+        <w:t>102_GND</w:t>
+      </w:r>
       <w:r>
         <w:rPr>
           <w:b/>
@@ -216,13 +208,8 @@
         <w:t> Die Testpunkte </w:t>
       </w:r>
       <w:r>
-        <w:t xml:space="preserve">TP1 </w:t>
-      </w:r>
-      <w:proofErr w:type="spellStart"/>
-      <w:r>
-        <w:t>TestPoint_VCC</w:t>
-      </w:r>
-      <w:proofErr w:type="spellEnd"/>
+        <w:t>TP1 TestPoint_VCC</w:t>
+      </w:r>
       <w:r>
         <w:t xml:space="preserve">, </w:t>
       </w:r>
@@ -242,15 +229,7 @@
         <w:t> und </w:t>
       </w:r>
       <w:r>
-        <w:t xml:space="preserve">TP2 </w:t>
-      </w:r>
-      <w:proofErr w:type="spellStart"/>
-      <w:r>
-        <w:t>TestPoint_GND</w:t>
-      </w:r>
-      <w:proofErr w:type="spellEnd"/>
-      <w:r>
-        <w:t xml:space="preserve"> </w:t>
+        <w:t xml:space="preserve">TP2 TestPoint_GND </w:t>
       </w:r>
       <w:r>
         <w:t>sind im gemeinsamen nRF52840-Schaltplan der Mikrocontroller-Gruppe bereits vorhanden und werden deshalb in unserem Teilschaltplan nicht erneut eingezeichnet.</w:t>
@@ -585,7 +564,6 @@
       <w:r>
         <w:t>Oszilloskop an </w:t>
       </w:r>
-      <w:proofErr w:type="spellStart"/>
       <w:r>
         <w:rPr>
           <w:b/>
@@ -607,11 +585,9 @@
         </w:rPr>
         <w:t>C</w:t>
       </w:r>
-      <w:proofErr w:type="spellEnd"/>
       <w:r>
         <w:t> und </w:t>
       </w:r>
-      <w:proofErr w:type="spellStart"/>
       <w:r>
         <w:rPr>
           <w:b/>
@@ -633,7 +609,6 @@
         </w:rPr>
         <w:t>C</w:t>
       </w:r>
-      <w:proofErr w:type="spellEnd"/>
       <w:r>
         <w:rPr>
           <w:b/>
@@ -675,7 +650,6 @@
       <w:r>
         <w:t xml:space="preserve">Schritt 2: </w:t>
       </w:r>
-      <w:proofErr w:type="spellStart"/>
       <w:r>
         <w:t>Who</w:t>
       </w:r>
@@ -689,11 +663,7 @@
         <w:t>_</w:t>
       </w:r>
       <w:r>
-        <w:t>I</w:t>
-      </w:r>
-      <w:proofErr w:type="spellEnd"/>
-      <w:r>
-        <w:t>-Register (0x0F)</w:t>
+        <w:t>I-Register (0x0F)</w:t>
       </w:r>
       <w:r>
         <w:t xml:space="preserve"> des Sensors über I</w:t>
@@ -753,15 +723,7 @@
         <w:t xml:space="preserve"> </w:t>
       </w:r>
       <w:r>
-        <w:t xml:space="preserve">(SA0-Pin </w:t>
-      </w:r>
-      <w:proofErr w:type="spellStart"/>
-      <w:r>
-        <w:t>low</w:t>
-      </w:r>
-      <w:proofErr w:type="spellEnd"/>
-      <w:r>
-        <w:t xml:space="preserve">) </w:t>
+        <w:t xml:space="preserve">(SA0-Pin low) </w:t>
       </w:r>
       <w:r>
         <w:t xml:space="preserve">oder </w:t>
@@ -785,15 +747,7 @@
         <w:t>Bei</w:t>
       </w:r>
       <w:r>
-        <w:t xml:space="preserve">m Lesen des </w:t>
-      </w:r>
-      <w:proofErr w:type="spellStart"/>
-      <w:r>
-        <w:t>WhoAmI</w:t>
-      </w:r>
-      <w:proofErr w:type="spellEnd"/>
-      <w:r>
-        <w:t>-Registers muss der Wert 0x6C zurückkommen</w:t>
+        <w:t>m Lesen des WhoAmI-Registers muss der Wert 0x6C zurückkommen</w:t>
       </w:r>
     </w:p>
     <w:p>
@@ -826,39 +780,7 @@
           <w:b/>
           <w:bCs/>
         </w:rPr>
-        <w:t xml:space="preserve">→ </w:t>
-      </w:r>
-      <w:proofErr w:type="spellStart"/>
-      <w:r>
-        <w:rPr>
-          <w:b/>
-          <w:bCs/>
-        </w:rPr>
-        <w:t>TP_SDA_μC</w:t>
-      </w:r>
-      <w:proofErr w:type="spellEnd"/>
-      <w:r>
-        <w:rPr>
-          <w:b/>
-          <w:bCs/>
-        </w:rPr>
-        <w:t>/</w:t>
-      </w:r>
-      <w:proofErr w:type="spellStart"/>
-      <w:r>
-        <w:rPr>
-          <w:b/>
-          <w:bCs/>
-        </w:rPr>
-        <w:t>TP_SCL_μC</w:t>
-      </w:r>
-      <w:proofErr w:type="spellEnd"/>
-      <w:r>
-        <w:rPr>
-          <w:b/>
-          <w:bCs/>
-        </w:rPr>
-        <w:t xml:space="preserve"> zeigen Bus-Signale</w:t>
+        <w:t>→ TP_SDA_μC/TP_SCL_μC zeigen Bus-Signale</w:t>
       </w:r>
     </w:p>
     <w:p>
@@ -1177,23 +1099,7 @@
         <w:t xml:space="preserve">Gewählte Messbereich von Gyroskop muss zur Testbewegung passen - </w:t>
       </w:r>
       <w:r>
-        <w:t xml:space="preserve"> ±250 </w:t>
-      </w:r>
-      <w:proofErr w:type="spellStart"/>
-      <w:r>
-        <w:t>dps</w:t>
-      </w:r>
-      <w:proofErr w:type="spellEnd"/>
-      <w:r>
-        <w:t xml:space="preserve"> (FS=±250) oder ±2000 </w:t>
-      </w:r>
-      <w:proofErr w:type="spellStart"/>
-      <w:r>
-        <w:t>dps</w:t>
-      </w:r>
-      <w:proofErr w:type="spellEnd"/>
-      <w:r>
-        <w:t xml:space="preserve"> (FS=±2000)</w:t>
+        <w:t xml:space="preserve"> ±250 dps (FS=±250) oder ±2000 dps (FS=±2000)</w:t>
       </w:r>
       <w:r>
         <w:t xml:space="preserve"> </w:t>
@@ -1511,19 +1417,9 @@
             <w:pPr>
               <w:spacing w:after="160" w:line="278" w:lineRule="auto"/>
             </w:pPr>
-            <w:proofErr w:type="spellStart"/>
-            <w:r>
-              <w:t>TP_SDA_μC</w:t>
-            </w:r>
-            <w:proofErr w:type="spellEnd"/>
-            <w:r>
-              <w:t>/</w:t>
-            </w:r>
-            <w:proofErr w:type="spellStart"/>
-            <w:r>
-              <w:t>TP_SCL_μC</w:t>
-            </w:r>
-            <w:proofErr w:type="spellEnd"/>
+            <w:r>
+              <w:t>TP_SDA_μC/TP_SCL_μC</w:t>
+            </w:r>
           </w:p>
         </w:tc>
         <w:tc>
@@ -1579,11 +1475,9 @@
             <w:pPr>
               <w:spacing w:after="160" w:line="278" w:lineRule="auto"/>
             </w:pPr>
-            <w:proofErr w:type="spellStart"/>
             <w:r>
               <w:t>WhoAmI</w:t>
             </w:r>
-            <w:proofErr w:type="spellEnd"/>
           </w:p>
         </w:tc>
         <w:tc>
@@ -1717,13 +1611,8 @@
               <w:spacing w:after="160" w:line="278" w:lineRule="auto"/>
             </w:pPr>
             <w:r>
-              <w:t xml:space="preserve">FS = ±250 </w:t>
-            </w:r>
-            <w:proofErr w:type="spellStart"/>
-            <w:r>
-              <w:t>dps</w:t>
-            </w:r>
-            <w:proofErr w:type="spellEnd"/>
+              <w:t>FS = ±250 dps</w:t>
+            </w:r>
             <w:r>
               <w:t xml:space="preserve">: </w:t>
             </w:r>
@@ -1748,13 +1637,8 @@
               <w:t>0</w:t>
             </w:r>
             <w:r>
-              <w:t xml:space="preserve"> </w:t>
-            </w:r>
-            <w:proofErr w:type="spellStart"/>
-            <w:r>
-              <w:t>dps</w:t>
-            </w:r>
-            <w:proofErr w:type="spellEnd"/>
+              <w:t xml:space="preserve"> dps</w:t>
+            </w:r>
             <w:r>
               <w:t xml:space="preserve">: </w:t>
             </w:r>
@@ -1886,13 +1770,8 @@
       <w:r>
         <w:t> </w:t>
       </w:r>
-      <w:proofErr w:type="spellStart"/>
-      <w:r>
-        <w:t>Testfixture</w:t>
-      </w:r>
-      <w:proofErr w:type="spellEnd"/>
-      <w:r>
-        <w:t xml:space="preserve"> mit Federkontakten auf den TPs, Arduino-Skript, Labornetzteil und ggf. ein Multimeter für die Spannungsprüfung</w:t>
+      <w:r>
+        <w:t>Testfixture mit Federkontakten auf den TPs, Arduino-Skript, Labornetzteil und ggf. ein Multimeter für die Spannungsprüfung</w:t>
       </w:r>
     </w:p>
     <w:sectPr>
